--- a/Help/Turkce/lolin_tr.docx
+++ b/Help/Turkce/lolin_tr.docx
@@ -5060,6 +5060,771 @@
       <w:proofErr w:type="spellEnd"/>
       <w:r>
         <w:t xml:space="preserve"> ayar kısmını kullanalım.</w:t>
+      </w:r>
+    </w:p>
+    <w:p>
+      <w:pPr>
+        <w:spacing w:after="0" w:line="240" w:lineRule="auto"/>
+      </w:pPr>
+    </w:p>
+    <w:p>
+      <w:pPr>
+        <w:shd w:val="clear" w:color="auto" w:fill="FFFFFF"/>
+        <w:spacing w:after="0" w:line="204" w:lineRule="atLeast"/>
+        <w:rPr>
+          <w:rFonts w:ascii="Consolas" w:eastAsia="Times New Roman" w:hAnsi="Consolas" w:cs="Times New Roman"/>
+          <w:color w:val="4E5B61"/>
+          <w:sz w:val="15"/>
+          <w:szCs w:val="15"/>
+          <w:lang w:eastAsia="tr-TR"/>
+        </w:rPr>
+      </w:pPr>
+      <w:r>
+        <w:rPr>
+          <w:rFonts w:ascii="Consolas" w:eastAsia="Times New Roman" w:hAnsi="Consolas" w:cs="Times New Roman"/>
+          <w:color w:val="4E5B61"/>
+          <w:sz w:val="15"/>
+          <w:szCs w:val="15"/>
+          <w:lang w:eastAsia="tr-TR"/>
+        </w:rPr>
+        <w:t xml:space="preserve">        </w:t>
+      </w:r>
+      <w:proofErr w:type="spellStart"/>
+      <w:r>
+        <w:rPr>
+          <w:rFonts w:ascii="Consolas" w:eastAsia="Times New Roman" w:hAnsi="Consolas" w:cs="Times New Roman"/>
+          <w:color w:val="D35400"/>
+          <w:sz w:val="15"/>
+          <w:szCs w:val="15"/>
+          <w:lang w:eastAsia="tr-TR"/>
+        </w:rPr>
+        <w:t>pinname</w:t>
+      </w:r>
+      <w:proofErr w:type="spellEnd"/>
+      <w:r>
+        <w:rPr>
+          <w:rFonts w:ascii="Consolas" w:eastAsia="Times New Roman" w:hAnsi="Consolas" w:cs="Times New Roman"/>
+          <w:color w:val="4E5B61"/>
+          <w:sz w:val="15"/>
+          <w:szCs w:val="15"/>
+          <w:lang w:eastAsia="tr-TR"/>
+        </w:rPr>
+        <w:t xml:space="preserve">[x] = </w:t>
+      </w:r>
+      <w:r>
+        <w:rPr>
+          <w:rFonts w:ascii="Consolas" w:eastAsia="Times New Roman" w:hAnsi="Consolas" w:cs="Times New Roman"/>
+          <w:color w:val="005C5F"/>
+          <w:sz w:val="15"/>
+          <w:szCs w:val="15"/>
+          <w:lang w:eastAsia="tr-TR"/>
+        </w:rPr>
+        <w:t>""</w:t>
+      </w:r>
+      <w:r>
+        <w:rPr>
+          <w:rFonts w:ascii="Consolas" w:eastAsia="Times New Roman" w:hAnsi="Consolas" w:cs="Times New Roman"/>
+          <w:color w:val="4E5B61"/>
+          <w:sz w:val="15"/>
+          <w:szCs w:val="15"/>
+          <w:lang w:eastAsia="tr-TR"/>
+        </w:rPr>
+        <w:t>;</w:t>
+      </w:r>
+    </w:p>
+    <w:p>
+      <w:pPr>
+        <w:shd w:val="clear" w:color="auto" w:fill="FFFFFF"/>
+        <w:spacing w:after="0" w:line="204" w:lineRule="atLeast"/>
+        <w:rPr>
+          <w:rFonts w:ascii="Consolas" w:eastAsia="Times New Roman" w:hAnsi="Consolas" w:cs="Times New Roman"/>
+          <w:color w:val="4E5B61"/>
+          <w:sz w:val="15"/>
+          <w:szCs w:val="15"/>
+          <w:lang w:eastAsia="tr-TR"/>
+        </w:rPr>
+      </w:pPr>
+      <w:r>
+        <w:rPr>
+          <w:rFonts w:ascii="Consolas" w:eastAsia="Times New Roman" w:hAnsi="Consolas" w:cs="Times New Roman"/>
+          <w:color w:val="4E5B61"/>
+          <w:sz w:val="15"/>
+          <w:szCs w:val="15"/>
+          <w:lang w:eastAsia="tr-TR"/>
+        </w:rPr>
+        <w:t xml:space="preserve">        </w:t>
+      </w:r>
+      <w:proofErr w:type="spellStart"/>
+      <w:r>
+        <w:rPr>
+          <w:rFonts w:ascii="Consolas" w:eastAsia="Times New Roman" w:hAnsi="Consolas" w:cs="Times New Roman"/>
+          <w:color w:val="D35400"/>
+          <w:sz w:val="15"/>
+          <w:szCs w:val="15"/>
+          <w:lang w:eastAsia="tr-TR"/>
+        </w:rPr>
+        <w:t>pinmode</w:t>
+      </w:r>
+      <w:proofErr w:type="spellEnd"/>
+      <w:r>
+        <w:rPr>
+          <w:rFonts w:ascii="Consolas" w:eastAsia="Times New Roman" w:hAnsi="Consolas" w:cs="Times New Roman"/>
+          <w:color w:val="4E5B61"/>
+          <w:sz w:val="15"/>
+          <w:szCs w:val="15"/>
+          <w:lang w:eastAsia="tr-TR"/>
+        </w:rPr>
+        <w:t xml:space="preserve">[x] = </w:t>
+      </w:r>
+      <w:r>
+        <w:rPr>
+          <w:rFonts w:ascii="Consolas" w:eastAsia="Times New Roman" w:hAnsi="Consolas" w:cs="Times New Roman"/>
+          <w:color w:val="005C5F"/>
+          <w:sz w:val="15"/>
+          <w:szCs w:val="15"/>
+          <w:lang w:eastAsia="tr-TR"/>
+        </w:rPr>
+        <w:t>""</w:t>
+      </w:r>
+      <w:r>
+        <w:rPr>
+          <w:rFonts w:ascii="Consolas" w:eastAsia="Times New Roman" w:hAnsi="Consolas" w:cs="Times New Roman"/>
+          <w:color w:val="4E5B61"/>
+          <w:sz w:val="15"/>
+          <w:szCs w:val="15"/>
+          <w:lang w:eastAsia="tr-TR"/>
+        </w:rPr>
+        <w:t>;</w:t>
+      </w:r>
+    </w:p>
+    <w:p>
+      <w:pPr>
+        <w:shd w:val="clear" w:color="auto" w:fill="FFFFFF"/>
+        <w:spacing w:after="0" w:line="204" w:lineRule="atLeast"/>
+        <w:rPr>
+          <w:rFonts w:ascii="Consolas" w:eastAsia="Times New Roman" w:hAnsi="Consolas" w:cs="Times New Roman"/>
+          <w:color w:val="4E5B61"/>
+          <w:sz w:val="15"/>
+          <w:szCs w:val="15"/>
+          <w:lang w:eastAsia="tr-TR"/>
+        </w:rPr>
+      </w:pPr>
+      <w:r>
+        <w:rPr>
+          <w:rFonts w:ascii="Consolas" w:eastAsia="Times New Roman" w:hAnsi="Consolas" w:cs="Times New Roman"/>
+          <w:color w:val="4E5B61"/>
+          <w:sz w:val="15"/>
+          <w:szCs w:val="15"/>
+          <w:lang w:eastAsia="tr-TR"/>
+        </w:rPr>
+        <w:t xml:space="preserve">        </w:t>
+      </w:r>
+      <w:proofErr w:type="spellStart"/>
+      <w:r>
+        <w:rPr>
+          <w:rFonts w:ascii="Consolas" w:eastAsia="Times New Roman" w:hAnsi="Consolas" w:cs="Times New Roman"/>
+          <w:color w:val="D35400"/>
+          <w:sz w:val="15"/>
+          <w:szCs w:val="15"/>
+          <w:lang w:eastAsia="tr-TR"/>
+        </w:rPr>
+        <w:t>pinsignaltype</w:t>
+      </w:r>
+      <w:proofErr w:type="spellEnd"/>
+      <w:r>
+        <w:rPr>
+          <w:rFonts w:ascii="Consolas" w:eastAsia="Times New Roman" w:hAnsi="Consolas" w:cs="Times New Roman"/>
+          <w:color w:val="4E5B61"/>
+          <w:sz w:val="15"/>
+          <w:szCs w:val="15"/>
+          <w:lang w:eastAsia="tr-TR"/>
+        </w:rPr>
+        <w:t xml:space="preserve">[x] = </w:t>
+      </w:r>
+      <w:r>
+        <w:rPr>
+          <w:rFonts w:ascii="Consolas" w:eastAsia="Times New Roman" w:hAnsi="Consolas" w:cs="Times New Roman"/>
+          <w:color w:val="005C5F"/>
+          <w:sz w:val="15"/>
+          <w:szCs w:val="15"/>
+          <w:lang w:eastAsia="tr-TR"/>
+        </w:rPr>
+        <w:t>""</w:t>
+      </w:r>
+      <w:r>
+        <w:rPr>
+          <w:rFonts w:ascii="Consolas" w:eastAsia="Times New Roman" w:hAnsi="Consolas" w:cs="Times New Roman"/>
+          <w:color w:val="4E5B61"/>
+          <w:sz w:val="15"/>
+          <w:szCs w:val="15"/>
+          <w:lang w:eastAsia="tr-TR"/>
+        </w:rPr>
+        <w:t>;</w:t>
+      </w:r>
+    </w:p>
+    <w:p>
+      <w:pPr>
+        <w:shd w:val="clear" w:color="auto" w:fill="FFFFFF"/>
+        <w:spacing w:after="0" w:line="204" w:lineRule="atLeast"/>
+        <w:rPr>
+          <w:rFonts w:ascii="Consolas" w:eastAsia="Times New Roman" w:hAnsi="Consolas" w:cs="Times New Roman"/>
+          <w:color w:val="4E5B61"/>
+          <w:sz w:val="15"/>
+          <w:szCs w:val="15"/>
+          <w:lang w:eastAsia="tr-TR"/>
+        </w:rPr>
+      </w:pPr>
+      <w:r>
+        <w:rPr>
+          <w:rFonts w:ascii="Consolas" w:eastAsia="Times New Roman" w:hAnsi="Consolas" w:cs="Times New Roman"/>
+          <w:color w:val="4E5B61"/>
+          <w:sz w:val="15"/>
+          <w:szCs w:val="15"/>
+          <w:lang w:eastAsia="tr-TR"/>
+        </w:rPr>
+        <w:t xml:space="preserve">        </w:t>
+      </w:r>
+      <w:proofErr w:type="spellStart"/>
+      <w:r>
+        <w:rPr>
+          <w:rFonts w:ascii="Consolas" w:eastAsia="Times New Roman" w:hAnsi="Consolas" w:cs="Times New Roman"/>
+          <w:color w:val="D35400"/>
+          <w:sz w:val="15"/>
+          <w:szCs w:val="15"/>
+          <w:lang w:eastAsia="tr-TR"/>
+        </w:rPr>
+        <w:t>pinminvalue</w:t>
+      </w:r>
+      <w:proofErr w:type="spellEnd"/>
+      <w:r>
+        <w:rPr>
+          <w:rFonts w:ascii="Consolas" w:eastAsia="Times New Roman" w:hAnsi="Consolas" w:cs="Times New Roman"/>
+          <w:color w:val="4E5B61"/>
+          <w:sz w:val="15"/>
+          <w:szCs w:val="15"/>
+          <w:lang w:eastAsia="tr-TR"/>
+        </w:rPr>
+        <w:t xml:space="preserve">[x] = </w:t>
+      </w:r>
+      <w:r>
+        <w:rPr>
+          <w:rFonts w:ascii="Consolas" w:eastAsia="Times New Roman" w:hAnsi="Consolas" w:cs="Times New Roman"/>
+          <w:color w:val="005C5F"/>
+          <w:sz w:val="15"/>
+          <w:szCs w:val="15"/>
+          <w:lang w:eastAsia="tr-TR"/>
+        </w:rPr>
+        <w:t>""</w:t>
+      </w:r>
+      <w:r>
+        <w:rPr>
+          <w:rFonts w:ascii="Consolas" w:eastAsia="Times New Roman" w:hAnsi="Consolas" w:cs="Times New Roman"/>
+          <w:color w:val="4E5B61"/>
+          <w:sz w:val="15"/>
+          <w:szCs w:val="15"/>
+          <w:lang w:eastAsia="tr-TR"/>
+        </w:rPr>
+        <w:t>;</w:t>
+      </w:r>
+    </w:p>
+    <w:p>
+      <w:pPr>
+        <w:shd w:val="clear" w:color="auto" w:fill="FFFFFF"/>
+        <w:spacing w:after="0" w:line="204" w:lineRule="atLeast"/>
+        <w:rPr>
+          <w:rFonts w:ascii="Consolas" w:eastAsia="Times New Roman" w:hAnsi="Consolas" w:cs="Times New Roman"/>
+          <w:color w:val="4E5B61"/>
+          <w:sz w:val="15"/>
+          <w:szCs w:val="15"/>
+          <w:lang w:eastAsia="tr-TR"/>
+        </w:rPr>
+      </w:pPr>
+      <w:r>
+        <w:rPr>
+          <w:rFonts w:ascii="Consolas" w:eastAsia="Times New Roman" w:hAnsi="Consolas" w:cs="Times New Roman"/>
+          <w:color w:val="4E5B61"/>
+          <w:sz w:val="15"/>
+          <w:szCs w:val="15"/>
+          <w:lang w:eastAsia="tr-TR"/>
+        </w:rPr>
+        <w:t xml:space="preserve">        </w:t>
+      </w:r>
+      <w:proofErr w:type="spellStart"/>
+      <w:r>
+        <w:rPr>
+          <w:rFonts w:ascii="Consolas" w:eastAsia="Times New Roman" w:hAnsi="Consolas" w:cs="Times New Roman"/>
+          <w:color w:val="D35400"/>
+          <w:sz w:val="15"/>
+          <w:szCs w:val="15"/>
+          <w:lang w:eastAsia="tr-TR"/>
+        </w:rPr>
+        <w:t>pinval</w:t>
+      </w:r>
+      <w:proofErr w:type="spellEnd"/>
+      <w:r>
+        <w:rPr>
+          <w:rFonts w:ascii="Consolas" w:eastAsia="Times New Roman" w:hAnsi="Consolas" w:cs="Times New Roman"/>
+          <w:color w:val="4E5B61"/>
+          <w:sz w:val="15"/>
+          <w:szCs w:val="15"/>
+          <w:lang w:eastAsia="tr-TR"/>
+        </w:rPr>
+        <w:t xml:space="preserve">[x] = </w:t>
+      </w:r>
+      <w:r>
+        <w:rPr>
+          <w:rFonts w:ascii="Consolas" w:eastAsia="Times New Roman" w:hAnsi="Consolas" w:cs="Times New Roman"/>
+          <w:color w:val="005C5F"/>
+          <w:sz w:val="15"/>
+          <w:szCs w:val="15"/>
+          <w:lang w:eastAsia="tr-TR"/>
+        </w:rPr>
+        <w:t>""</w:t>
+      </w:r>
+      <w:r>
+        <w:rPr>
+          <w:rFonts w:ascii="Consolas" w:eastAsia="Times New Roman" w:hAnsi="Consolas" w:cs="Times New Roman"/>
+          <w:color w:val="4E5B61"/>
+          <w:sz w:val="15"/>
+          <w:szCs w:val="15"/>
+          <w:lang w:eastAsia="tr-TR"/>
+        </w:rPr>
+        <w:t>;</w:t>
+      </w:r>
+    </w:p>
+    <w:p>
+      <w:pPr>
+        <w:shd w:val="clear" w:color="auto" w:fill="FFFFFF"/>
+        <w:spacing w:after="0" w:line="204" w:lineRule="atLeast"/>
+        <w:rPr>
+          <w:rFonts w:ascii="Consolas" w:eastAsia="Times New Roman" w:hAnsi="Consolas" w:cs="Times New Roman"/>
+          <w:color w:val="4E5B61"/>
+          <w:sz w:val="15"/>
+          <w:szCs w:val="15"/>
+          <w:lang w:eastAsia="tr-TR"/>
+        </w:rPr>
+      </w:pPr>
+      <w:r>
+        <w:rPr>
+          <w:rFonts w:ascii="Consolas" w:eastAsia="Times New Roman" w:hAnsi="Consolas" w:cs="Times New Roman"/>
+          <w:color w:val="4E5B61"/>
+          <w:sz w:val="15"/>
+          <w:szCs w:val="15"/>
+          <w:lang w:eastAsia="tr-TR"/>
+        </w:rPr>
+        <w:t xml:space="preserve">        </w:t>
+      </w:r>
+      <w:proofErr w:type="spellStart"/>
+      <w:r>
+        <w:rPr>
+          <w:rFonts w:ascii="Consolas" w:eastAsia="Times New Roman" w:hAnsi="Consolas" w:cs="Times New Roman"/>
+          <w:color w:val="D35400"/>
+          <w:sz w:val="15"/>
+          <w:szCs w:val="15"/>
+          <w:lang w:eastAsia="tr-TR"/>
+        </w:rPr>
+        <w:t>PinState</w:t>
+      </w:r>
+      <w:proofErr w:type="spellEnd"/>
+      <w:r>
+        <w:rPr>
+          <w:rFonts w:ascii="Consolas" w:eastAsia="Times New Roman" w:hAnsi="Consolas" w:cs="Times New Roman"/>
+          <w:color w:val="4E5B61"/>
+          <w:sz w:val="15"/>
+          <w:szCs w:val="15"/>
+          <w:lang w:eastAsia="tr-TR"/>
+        </w:rPr>
+        <w:t xml:space="preserve">[x] = </w:t>
+      </w:r>
+      <w:r>
+        <w:rPr>
+          <w:rFonts w:ascii="Consolas" w:eastAsia="Times New Roman" w:hAnsi="Consolas" w:cs="Times New Roman"/>
+          <w:color w:val="005C5F"/>
+          <w:sz w:val="15"/>
+          <w:szCs w:val="15"/>
+          <w:lang w:eastAsia="tr-TR"/>
+        </w:rPr>
+        <w:t>""</w:t>
+      </w:r>
+      <w:r>
+        <w:rPr>
+          <w:rFonts w:ascii="Consolas" w:eastAsia="Times New Roman" w:hAnsi="Consolas" w:cs="Times New Roman"/>
+          <w:color w:val="4E5B61"/>
+          <w:sz w:val="15"/>
+          <w:szCs w:val="15"/>
+          <w:lang w:eastAsia="tr-TR"/>
+        </w:rPr>
+        <w:t>;</w:t>
+      </w:r>
+    </w:p>
+    <w:p>
+      <w:pPr>
+        <w:shd w:val="clear" w:color="auto" w:fill="FFFFFF"/>
+        <w:spacing w:after="0" w:line="204" w:lineRule="atLeast"/>
+        <w:rPr>
+          <w:rFonts w:ascii="Consolas" w:eastAsia="Times New Roman" w:hAnsi="Consolas" w:cs="Times New Roman"/>
+          <w:color w:val="4E5B61"/>
+          <w:sz w:val="15"/>
+          <w:szCs w:val="15"/>
+          <w:lang w:eastAsia="tr-TR"/>
+        </w:rPr>
+      </w:pPr>
+      <w:r>
+        <w:rPr>
+          <w:rFonts w:ascii="Consolas" w:eastAsia="Times New Roman" w:hAnsi="Consolas" w:cs="Times New Roman"/>
+          <w:color w:val="4E5B61"/>
+          <w:sz w:val="15"/>
+          <w:szCs w:val="15"/>
+          <w:lang w:eastAsia="tr-TR"/>
+        </w:rPr>
+        <w:t xml:space="preserve">        </w:t>
+      </w:r>
+      <w:proofErr w:type="spellStart"/>
+      <w:r>
+        <w:rPr>
+          <w:rFonts w:ascii="Consolas" w:eastAsia="Times New Roman" w:hAnsi="Consolas" w:cs="Times New Roman"/>
+          <w:color w:val="D35400"/>
+          <w:sz w:val="15"/>
+          <w:szCs w:val="15"/>
+          <w:lang w:eastAsia="tr-TR"/>
+        </w:rPr>
+        <w:t>ePinState</w:t>
+      </w:r>
+      <w:proofErr w:type="spellEnd"/>
+      <w:r>
+        <w:rPr>
+          <w:rFonts w:ascii="Consolas" w:eastAsia="Times New Roman" w:hAnsi="Consolas" w:cs="Times New Roman"/>
+          <w:color w:val="4E5B61"/>
+          <w:sz w:val="15"/>
+          <w:szCs w:val="15"/>
+          <w:lang w:eastAsia="tr-TR"/>
+        </w:rPr>
+        <w:t xml:space="preserve">[x] = </w:t>
+      </w:r>
+      <w:r>
+        <w:rPr>
+          <w:rFonts w:ascii="Consolas" w:eastAsia="Times New Roman" w:hAnsi="Consolas" w:cs="Times New Roman"/>
+          <w:color w:val="005C5F"/>
+          <w:sz w:val="15"/>
+          <w:szCs w:val="15"/>
+          <w:lang w:eastAsia="tr-TR"/>
+        </w:rPr>
+        <w:t>""</w:t>
+      </w:r>
+      <w:r>
+        <w:rPr>
+          <w:rFonts w:ascii="Consolas" w:eastAsia="Times New Roman" w:hAnsi="Consolas" w:cs="Times New Roman"/>
+          <w:color w:val="4E5B61"/>
+          <w:sz w:val="15"/>
+          <w:szCs w:val="15"/>
+          <w:lang w:eastAsia="tr-TR"/>
+        </w:rPr>
+        <w:t>;</w:t>
+      </w:r>
+    </w:p>
+    <w:p>
+      <w:pPr>
+        <w:shd w:val="clear" w:color="auto" w:fill="FFFFFF"/>
+        <w:spacing w:after="0" w:line="204" w:lineRule="atLeast"/>
+        <w:rPr>
+          <w:rFonts w:ascii="Consolas" w:eastAsia="Times New Roman" w:hAnsi="Consolas" w:cs="Times New Roman"/>
+          <w:color w:val="4E5B61"/>
+          <w:sz w:val="15"/>
+          <w:szCs w:val="15"/>
+          <w:lang w:eastAsia="tr-TR"/>
+        </w:rPr>
+      </w:pPr>
+      <w:r>
+        <w:rPr>
+          <w:rFonts w:ascii="Consolas" w:eastAsia="Times New Roman" w:hAnsi="Consolas" w:cs="Times New Roman"/>
+          <w:color w:val="95A5A6"/>
+          <w:sz w:val="15"/>
+          <w:szCs w:val="15"/>
+          <w:lang w:eastAsia="tr-TR"/>
+        </w:rPr>
+        <w:t>        //</w:t>
+      </w:r>
+      <w:proofErr w:type="spellStart"/>
+      <w:r>
+        <w:rPr>
+          <w:rFonts w:ascii="Consolas" w:eastAsia="Times New Roman" w:hAnsi="Consolas" w:cs="Times New Roman"/>
+          <w:color w:val="95A5A6"/>
+          <w:sz w:val="15"/>
+          <w:szCs w:val="15"/>
+          <w:lang w:eastAsia="tr-TR"/>
+        </w:rPr>
+        <w:t>fbPinState</w:t>
+      </w:r>
+      <w:proofErr w:type="spellEnd"/>
+      <w:r>
+        <w:rPr>
+          <w:rFonts w:ascii="Consolas" w:eastAsia="Times New Roman" w:hAnsi="Consolas" w:cs="Times New Roman"/>
+          <w:color w:val="95A5A6"/>
+          <w:sz w:val="15"/>
+          <w:szCs w:val="15"/>
+          <w:lang w:eastAsia="tr-TR"/>
+        </w:rPr>
+        <w:t>[x] = "";</w:t>
+      </w:r>
+    </w:p>
+    <w:p>
+      <w:pPr>
+        <w:shd w:val="clear" w:color="auto" w:fill="FFFFFF"/>
+        <w:spacing w:after="0" w:line="204" w:lineRule="atLeast"/>
+        <w:rPr>
+          <w:rFonts w:ascii="Consolas" w:eastAsia="Times New Roman" w:hAnsi="Consolas" w:cs="Times New Roman"/>
+          <w:color w:val="4E5B61"/>
+          <w:sz w:val="15"/>
+          <w:szCs w:val="15"/>
+          <w:lang w:eastAsia="tr-TR"/>
+        </w:rPr>
+      </w:pPr>
+      <w:r>
+        <w:rPr>
+          <w:rFonts w:ascii="Consolas" w:eastAsia="Times New Roman" w:hAnsi="Consolas" w:cs="Times New Roman"/>
+          <w:color w:val="4E5B61"/>
+          <w:sz w:val="15"/>
+          <w:szCs w:val="15"/>
+          <w:lang w:eastAsia="tr-TR"/>
+        </w:rPr>
+        <w:t xml:space="preserve">        </w:t>
+      </w:r>
+      <w:proofErr w:type="spellStart"/>
+      <w:r>
+        <w:rPr>
+          <w:rFonts w:ascii="Consolas" w:eastAsia="Times New Roman" w:hAnsi="Consolas" w:cs="Times New Roman"/>
+          <w:color w:val="D35400"/>
+          <w:sz w:val="15"/>
+          <w:szCs w:val="15"/>
+          <w:lang w:eastAsia="tr-TR"/>
+        </w:rPr>
+        <w:t>pinmaxvalue</w:t>
+      </w:r>
+      <w:proofErr w:type="spellEnd"/>
+      <w:r>
+        <w:rPr>
+          <w:rFonts w:ascii="Consolas" w:eastAsia="Times New Roman" w:hAnsi="Consolas" w:cs="Times New Roman"/>
+          <w:color w:val="4E5B61"/>
+          <w:sz w:val="15"/>
+          <w:szCs w:val="15"/>
+          <w:lang w:eastAsia="tr-TR"/>
+        </w:rPr>
+        <w:t xml:space="preserve">[x] = </w:t>
+      </w:r>
+      <w:r>
+        <w:rPr>
+          <w:rFonts w:ascii="Consolas" w:eastAsia="Times New Roman" w:hAnsi="Consolas" w:cs="Times New Roman"/>
+          <w:color w:val="005C5F"/>
+          <w:sz w:val="15"/>
+          <w:szCs w:val="15"/>
+          <w:lang w:eastAsia="tr-TR"/>
+        </w:rPr>
+        <w:t>""</w:t>
+      </w:r>
+      <w:r>
+        <w:rPr>
+          <w:rFonts w:ascii="Consolas" w:eastAsia="Times New Roman" w:hAnsi="Consolas" w:cs="Times New Roman"/>
+          <w:color w:val="4E5B61"/>
+          <w:sz w:val="15"/>
+          <w:szCs w:val="15"/>
+          <w:lang w:eastAsia="tr-TR"/>
+        </w:rPr>
+        <w:t>;</w:t>
+      </w:r>
+    </w:p>
+    <w:p>
+      <w:pPr>
+        <w:shd w:val="clear" w:color="auto" w:fill="FFFFFF"/>
+        <w:spacing w:after="0" w:line="204" w:lineRule="atLeast"/>
+        <w:rPr>
+          <w:rFonts w:ascii="Consolas" w:eastAsia="Times New Roman" w:hAnsi="Consolas" w:cs="Times New Roman"/>
+          <w:color w:val="4E5B61"/>
+          <w:sz w:val="15"/>
+          <w:szCs w:val="15"/>
+          <w:lang w:eastAsia="tr-TR"/>
+        </w:rPr>
+      </w:pPr>
+      <w:r>
+        <w:rPr>
+          <w:rFonts w:ascii="Consolas" w:eastAsia="Times New Roman" w:hAnsi="Consolas" w:cs="Times New Roman"/>
+          <w:color w:val="4E5B61"/>
+          <w:sz w:val="15"/>
+          <w:szCs w:val="15"/>
+          <w:lang w:eastAsia="tr-TR"/>
+        </w:rPr>
+        <w:t xml:space="preserve">        </w:t>
+      </w:r>
+      <w:proofErr w:type="spellStart"/>
+      <w:r>
+        <w:rPr>
+          <w:rFonts w:ascii="Consolas" w:eastAsia="Times New Roman" w:hAnsi="Consolas" w:cs="Times New Roman"/>
+          <w:color w:val="D35400"/>
+          <w:sz w:val="15"/>
+          <w:szCs w:val="15"/>
+          <w:lang w:eastAsia="tr-TR"/>
+        </w:rPr>
+        <w:t>pinlabel</w:t>
+      </w:r>
+      <w:proofErr w:type="spellEnd"/>
+      <w:r>
+        <w:rPr>
+          <w:rFonts w:ascii="Consolas" w:eastAsia="Times New Roman" w:hAnsi="Consolas" w:cs="Times New Roman"/>
+          <w:color w:val="4E5B61"/>
+          <w:sz w:val="15"/>
+          <w:szCs w:val="15"/>
+          <w:lang w:eastAsia="tr-TR"/>
+        </w:rPr>
+        <w:t xml:space="preserve">[x] = </w:t>
+      </w:r>
+      <w:r>
+        <w:rPr>
+          <w:rFonts w:ascii="Consolas" w:eastAsia="Times New Roman" w:hAnsi="Consolas" w:cs="Times New Roman"/>
+          <w:color w:val="005C5F"/>
+          <w:sz w:val="15"/>
+          <w:szCs w:val="15"/>
+          <w:lang w:eastAsia="tr-TR"/>
+        </w:rPr>
+        <w:t>""</w:t>
+      </w:r>
+      <w:r>
+        <w:rPr>
+          <w:rFonts w:ascii="Consolas" w:eastAsia="Times New Roman" w:hAnsi="Consolas" w:cs="Times New Roman"/>
+          <w:color w:val="4E5B61"/>
+          <w:sz w:val="15"/>
+          <w:szCs w:val="15"/>
+          <w:lang w:eastAsia="tr-TR"/>
+        </w:rPr>
+        <w:t>;</w:t>
+      </w:r>
+    </w:p>
+    <w:p>
+      <w:pPr>
+        <w:shd w:val="clear" w:color="auto" w:fill="FFFFFF"/>
+        <w:spacing w:after="0" w:line="204" w:lineRule="atLeast"/>
+        <w:rPr>
+          <w:rFonts w:ascii="Consolas" w:eastAsia="Times New Roman" w:hAnsi="Consolas" w:cs="Times New Roman"/>
+          <w:color w:val="4E5B61"/>
+          <w:sz w:val="15"/>
+          <w:szCs w:val="15"/>
+          <w:lang w:eastAsia="tr-TR"/>
+        </w:rPr>
+      </w:pPr>
+      <w:r>
+        <w:rPr>
+          <w:rFonts w:ascii="Consolas" w:eastAsia="Times New Roman" w:hAnsi="Consolas" w:cs="Times New Roman"/>
+          <w:color w:val="4E5B61"/>
+          <w:sz w:val="15"/>
+          <w:szCs w:val="15"/>
+          <w:lang w:eastAsia="tr-TR"/>
+        </w:rPr>
+        <w:t xml:space="preserve">        </w:t>
+      </w:r>
+      <w:proofErr w:type="spellStart"/>
+      <w:r>
+        <w:rPr>
+          <w:rFonts w:ascii="Consolas" w:eastAsia="Times New Roman" w:hAnsi="Consolas" w:cs="Times New Roman"/>
+          <w:color w:val="D35400"/>
+          <w:sz w:val="15"/>
+          <w:szCs w:val="15"/>
+          <w:lang w:eastAsia="tr-TR"/>
+        </w:rPr>
+        <w:t>acilseviyesi</w:t>
+      </w:r>
+      <w:proofErr w:type="spellEnd"/>
+      <w:r>
+        <w:rPr>
+          <w:rFonts w:ascii="Consolas" w:eastAsia="Times New Roman" w:hAnsi="Consolas" w:cs="Times New Roman"/>
+          <w:color w:val="4E5B61"/>
+          <w:sz w:val="15"/>
+          <w:szCs w:val="15"/>
+          <w:lang w:eastAsia="tr-TR"/>
+        </w:rPr>
+        <w:t>[x]=</w:t>
+      </w:r>
+      <w:r>
+        <w:rPr>
+          <w:rFonts w:ascii="Consolas" w:eastAsia="Times New Roman" w:hAnsi="Consolas" w:cs="Times New Roman"/>
+          <w:color w:val="005C5F"/>
+          <w:sz w:val="15"/>
+          <w:szCs w:val="15"/>
+          <w:lang w:eastAsia="tr-TR"/>
+        </w:rPr>
+        <w:t>""</w:t>
+      </w:r>
+      <w:r>
+        <w:rPr>
+          <w:rFonts w:ascii="Consolas" w:eastAsia="Times New Roman" w:hAnsi="Consolas" w:cs="Times New Roman"/>
+          <w:color w:val="4E5B61"/>
+          <w:sz w:val="15"/>
+          <w:szCs w:val="15"/>
+          <w:lang w:eastAsia="tr-TR"/>
+        </w:rPr>
+        <w:t>;</w:t>
+      </w:r>
+    </w:p>
+    <w:p>
+      <w:pPr>
+        <w:shd w:val="clear" w:color="auto" w:fill="FFFFFF"/>
+        <w:spacing w:after="0" w:line="204" w:lineRule="atLeast"/>
+        <w:rPr>
+          <w:rFonts w:ascii="Consolas" w:eastAsia="Times New Roman" w:hAnsi="Consolas" w:cs="Times New Roman"/>
+          <w:color w:val="4E5B61"/>
+          <w:sz w:val="15"/>
+          <w:szCs w:val="15"/>
+          <w:lang w:eastAsia="tr-TR"/>
+        </w:rPr>
+      </w:pPr>
+      <w:r>
+        <w:rPr>
+          <w:rFonts w:ascii="Consolas" w:eastAsia="Times New Roman" w:hAnsi="Consolas" w:cs="Times New Roman"/>
+          <w:color w:val="4E5B61"/>
+          <w:sz w:val="15"/>
+          <w:szCs w:val="15"/>
+          <w:lang w:eastAsia="tr-TR"/>
+        </w:rPr>
+        <w:t xml:space="preserve">        </w:t>
+      </w:r>
+      <w:proofErr w:type="spellStart"/>
+      <w:r>
+        <w:rPr>
+          <w:rFonts w:ascii="Consolas" w:eastAsia="Times New Roman" w:hAnsi="Consolas" w:cs="Times New Roman"/>
+          <w:color w:val="D35400"/>
+          <w:sz w:val="15"/>
+          <w:szCs w:val="15"/>
+          <w:lang w:eastAsia="tr-TR"/>
+        </w:rPr>
+        <w:t>acildeger</w:t>
+      </w:r>
+      <w:proofErr w:type="spellEnd"/>
+      <w:r>
+        <w:rPr>
+          <w:rFonts w:ascii="Consolas" w:eastAsia="Times New Roman" w:hAnsi="Consolas" w:cs="Times New Roman"/>
+          <w:color w:val="4E5B61"/>
+          <w:sz w:val="15"/>
+          <w:szCs w:val="15"/>
+          <w:lang w:eastAsia="tr-TR"/>
+        </w:rPr>
+        <w:t>[x]=</w:t>
+      </w:r>
+      <w:r>
+        <w:rPr>
+          <w:rFonts w:ascii="Consolas" w:eastAsia="Times New Roman" w:hAnsi="Consolas" w:cs="Times New Roman"/>
+          <w:color w:val="005C5F"/>
+          <w:sz w:val="15"/>
+          <w:szCs w:val="15"/>
+          <w:lang w:eastAsia="tr-TR"/>
+        </w:rPr>
+        <w:t>""</w:t>
+      </w:r>
+      <w:r>
+        <w:rPr>
+          <w:rFonts w:ascii="Consolas" w:eastAsia="Times New Roman" w:hAnsi="Consolas" w:cs="Times New Roman"/>
+          <w:color w:val="4E5B61"/>
+          <w:sz w:val="15"/>
+          <w:szCs w:val="15"/>
+          <w:lang w:eastAsia="tr-TR"/>
+        </w:rPr>
+        <w:t>;</w:t>
       </w:r>
     </w:p>
     <w:p>
@@ -12932,7 +13697,7 @@
 </file>
 
 <file path=customXml/itemProps2.xml><?xml version="1.0" encoding="utf-8"?>
-<ds:datastoreItem xmlns:ds="http://schemas.openxmlformats.org/officeDocument/2006/customXml" ds:itemID="{238BE4F4-3B7C-4640-8BD0-290063D48BE3}">
+<ds:datastoreItem xmlns:ds="http://schemas.openxmlformats.org/officeDocument/2006/customXml" ds:itemID="{7C9C86BB-6458-474A-B508-FB2F7DAB44F5}">
   <ds:schemaRefs>
     <ds:schemaRef ds:uri="http://schemas.openxmlformats.org/officeDocument/2006/bibliography"/>
   </ds:schemaRefs>

--- a/Help/Turkce/lolin_tr.docx
+++ b/Help/Turkce/lolin_tr.docx
@@ -610,6 +610,16 @@
       <w:pPr>
         <w:spacing w:after="0" w:line="240" w:lineRule="auto"/>
       </w:pPr>
+    </w:p>
+    <w:p>
+      <w:pPr>
+        <w:spacing w:after="0" w:line="240" w:lineRule="auto"/>
+      </w:pPr>
+    </w:p>
+    <w:p>
+      <w:pPr>
+        <w:spacing w:after="0" w:line="240" w:lineRule="auto"/>
+      </w:pPr>
       <w:proofErr w:type="spellStart"/>
       <w:r>
         <w:t>Mqtt</w:t>
@@ -619,7 +629,7 @@
         <w:t xml:space="preserve"> ip: </w:t>
       </w:r>
       <w:r>
-        <w:t>192.168.2.178</w:t>
+        <w:t>192.168.2.179</w:t>
       </w:r>
     </w:p>
     <w:p>
@@ -649,6 +659,262 @@
       <w:pPr>
         <w:spacing w:after="0" w:line="240" w:lineRule="auto"/>
       </w:pPr>
+      <w:proofErr w:type="spellStart"/>
+      <w:r>
+        <w:t>Clientler</w:t>
+      </w:r>
+      <w:proofErr w:type="spellEnd"/>
+      <w:r>
+        <w:t xml:space="preserve"> için </w:t>
+      </w:r>
+      <w:proofErr w:type="gramStart"/>
+      <w:r>
+        <w:t xml:space="preserve">MQTT   </w:t>
+      </w:r>
+      <w:proofErr w:type="spellStart"/>
+      <w:r>
+        <w:t>by</w:t>
+      </w:r>
+      <w:proofErr w:type="spellEnd"/>
+      <w:proofErr w:type="gramEnd"/>
+      <w:r>
+        <w:t xml:space="preserve"> </w:t>
+      </w:r>
+      <w:proofErr w:type="spellStart"/>
+      <w:r>
+        <w:t>joel</w:t>
+      </w:r>
+      <w:proofErr w:type="spellEnd"/>
+      <w:r>
+        <w:t xml:space="preserve"> </w:t>
+      </w:r>
+      <w:proofErr w:type="spellStart"/>
+      <w:r>
+        <w:t>Gaehwiler</w:t>
+      </w:r>
+      <w:proofErr w:type="spellEnd"/>
+      <w:r>
+        <w:t xml:space="preserve"> </w:t>
+      </w:r>
+      <w:hyperlink r:id="rId9" w:history="1">
+        <w:r>
+          <w:rPr>
+            <w:rStyle w:val="Kpr"/>
+          </w:rPr>
+          <w:t>joel.gaehwiler@gmail.com</w:t>
+        </w:r>
+      </w:hyperlink>
+      <w:r>
+        <w:t xml:space="preserve"> versiyon 2.5.3</w:t>
+      </w:r>
+    </w:p>
+    <w:p>
+      <w:pPr>
+        <w:pStyle w:val="HTMLncedenBiimlendirilmi"/>
+        <w:shd w:val="clear" w:color="auto" w:fill="151B23"/>
+        <w:rPr>
+          <w:rFonts w:ascii="Consolas" w:hAnsi="Consolas"/>
+          <w:color w:val="F0F6FC"/>
+          <w:sz w:val="15"/>
+          <w:szCs w:val="15"/>
+        </w:rPr>
+      </w:pPr>
+      <w:r>
+        <w:rPr>
+          <w:rFonts w:ascii="Consolas" w:hAnsi="Consolas"/>
+          <w:color w:val="F0F6FC"/>
+          <w:sz w:val="15"/>
+          <w:szCs w:val="15"/>
+        </w:rPr>
+        <w:t>#</w:t>
+      </w:r>
+      <w:proofErr w:type="spellStart"/>
+      <w:r>
+        <w:rPr>
+          <w:rStyle w:val="pl-k"/>
+          <w:rFonts w:ascii="Consolas" w:eastAsiaTheme="minorEastAsia" w:hAnsi="Consolas"/>
+          <w:color w:val="FF7B72"/>
+          <w:sz w:val="15"/>
+          <w:szCs w:val="15"/>
+        </w:rPr>
+        <w:t>include</w:t>
+      </w:r>
+      <w:proofErr w:type="spellEnd"/>
+      <w:r>
+        <w:rPr>
+          <w:rFonts w:ascii="Consolas" w:hAnsi="Consolas"/>
+          <w:color w:val="F0F6FC"/>
+          <w:sz w:val="15"/>
+          <w:szCs w:val="15"/>
+        </w:rPr>
+        <w:t xml:space="preserve"> </w:t>
+      </w:r>
+      <w:r>
+        <w:rPr>
+          <w:rStyle w:val="pl-pds"/>
+          <w:rFonts w:ascii="Consolas" w:hAnsi="Consolas"/>
+          <w:color w:val="A5D6FF"/>
+          <w:sz w:val="15"/>
+          <w:szCs w:val="15"/>
+        </w:rPr>
+        <w:t>&lt;</w:t>
+      </w:r>
+      <w:proofErr w:type="gramStart"/>
+      <w:r>
+        <w:rPr>
+          <w:rStyle w:val="pl-s"/>
+          <w:rFonts w:ascii="Consolas" w:hAnsi="Consolas"/>
+          <w:color w:val="A5D6FF"/>
+          <w:sz w:val="15"/>
+          <w:szCs w:val="15"/>
+        </w:rPr>
+        <w:t>MQTT.h</w:t>
+      </w:r>
+      <w:proofErr w:type="gramEnd"/>
+      <w:r>
+        <w:rPr>
+          <w:rStyle w:val="pl-pds"/>
+          <w:rFonts w:ascii="Consolas" w:hAnsi="Consolas"/>
+          <w:color w:val="A5D6FF"/>
+          <w:sz w:val="15"/>
+          <w:szCs w:val="15"/>
+        </w:rPr>
+        <w:t>&gt;</w:t>
+      </w:r>
+    </w:p>
+    <w:p>
+      <w:pPr>
+        <w:pStyle w:val="HTMLncedenBiimlendirilmi"/>
+        <w:shd w:val="clear" w:color="auto" w:fill="151B23"/>
+        <w:rPr>
+          <w:rStyle w:val="HTMLKodu"/>
+          <w:rFonts w:ascii="Consolas" w:eastAsiaTheme="minorEastAsia" w:hAnsi="Consolas"/>
+          <w:color w:val="F0F6FC"/>
+          <w:sz w:val="15"/>
+          <w:szCs w:val="15"/>
+          <w:bdr w:val="none" w:sz="0" w:space="0" w:color="auto" w:frame="1"/>
+        </w:rPr>
+      </w:pPr>
+      <w:proofErr w:type="spellStart"/>
+      <w:r>
+        <w:rPr>
+          <w:rStyle w:val="HTMLKodu"/>
+          <w:rFonts w:ascii="Consolas" w:eastAsiaTheme="minorEastAsia" w:hAnsi="Consolas"/>
+          <w:color w:val="F0F6FC"/>
+          <w:sz w:val="15"/>
+          <w:szCs w:val="15"/>
+          <w:bdr w:val="none" w:sz="0" w:space="0" w:color="auto" w:frame="1"/>
+        </w:rPr>
+        <w:t>arduino</w:t>
+      </w:r>
+      <w:proofErr w:type="spellEnd"/>
+      <w:r>
+        <w:rPr>
+          <w:rStyle w:val="HTMLKodu"/>
+          <w:rFonts w:ascii="Consolas" w:eastAsiaTheme="minorEastAsia" w:hAnsi="Consolas"/>
+          <w:color w:val="F0F6FC"/>
+          <w:sz w:val="15"/>
+          <w:szCs w:val="15"/>
+          <w:bdr w:val="none" w:sz="0" w:space="0" w:color="auto" w:frame="1"/>
+        </w:rPr>
+        <w:t>_</w:t>
+      </w:r>
+      <w:proofErr w:type="spellStart"/>
+      <w:r>
+        <w:rPr>
+          <w:rStyle w:val="HTMLKodu"/>
+          <w:rFonts w:ascii="Consolas" w:eastAsiaTheme="minorEastAsia" w:hAnsi="Consolas"/>
+          <w:color w:val="F0F6FC"/>
+          <w:sz w:val="15"/>
+          <w:szCs w:val="15"/>
+          <w:bdr w:val="none" w:sz="0" w:space="0" w:color="auto" w:frame="1"/>
+        </w:rPr>
+        <w:t>mqtt</w:t>
+      </w:r>
+      <w:proofErr w:type="spellEnd"/>
+      <w:r>
+        <w:rPr>
+          <w:rStyle w:val="HTMLKodu"/>
+          <w:rFonts w:ascii="Consolas" w:eastAsiaTheme="minorEastAsia" w:hAnsi="Consolas"/>
+          <w:color w:val="F0F6FC"/>
+          <w:sz w:val="15"/>
+          <w:szCs w:val="15"/>
+          <w:bdr w:val="none" w:sz="0" w:space="0" w:color="auto" w:frame="1"/>
+        </w:rPr>
+        <w:t>:</w:t>
+      </w:r>
+    </w:p>
+    <w:p>
+      <w:pPr>
+        <w:pStyle w:val="HTMLncedenBiimlendirilmi"/>
+        <w:shd w:val="clear" w:color="auto" w:fill="151B23"/>
+        <w:rPr>
+          <w:rFonts w:ascii="Consolas" w:hAnsi="Consolas"/>
+          <w:color w:val="F0F6FC"/>
+          <w:sz w:val="15"/>
+          <w:szCs w:val="15"/>
+        </w:rPr>
+      </w:pPr>
+      <w:r>
+        <w:rPr>
+          <w:rStyle w:val="HTMLKodu"/>
+          <w:rFonts w:ascii="Consolas" w:eastAsiaTheme="minorEastAsia" w:hAnsi="Consolas"/>
+          <w:color w:val="F0F6FC"/>
+          <w:sz w:val="15"/>
+          <w:szCs w:val="15"/>
+          <w:bdr w:val="none" w:sz="0" w:space="0" w:color="auto" w:frame="1"/>
+        </w:rPr>
+        <w:t xml:space="preserve">  </w:t>
+      </w:r>
+      <w:proofErr w:type="gramStart"/>
+      <w:r>
+        <w:rPr>
+          <w:rStyle w:val="HTMLKodu"/>
+          <w:rFonts w:ascii="Consolas" w:eastAsiaTheme="minorEastAsia" w:hAnsi="Consolas"/>
+          <w:color w:val="F0F6FC"/>
+          <w:sz w:val="15"/>
+          <w:szCs w:val="15"/>
+          <w:bdr w:val="none" w:sz="0" w:space="0" w:color="auto" w:frame="1"/>
+        </w:rPr>
+        <w:t>git</w:t>
+      </w:r>
+      <w:proofErr w:type="gramEnd"/>
+      <w:r>
+        <w:rPr>
+          <w:rStyle w:val="HTMLKodu"/>
+          <w:rFonts w:ascii="Consolas" w:eastAsiaTheme="minorEastAsia" w:hAnsi="Consolas"/>
+          <w:color w:val="F0F6FC"/>
+          <w:sz w:val="15"/>
+          <w:szCs w:val="15"/>
+          <w:bdr w:val="none" w:sz="0" w:space="0" w:color="auto" w:frame="1"/>
+        </w:rPr>
+        <w:t>: "https://github.com/256dpi/arduino-mqtt.git"</w:t>
+      </w:r>
+    </w:p>
+    <w:p>
+      <w:pPr>
+        <w:spacing w:after="0" w:line="240" w:lineRule="auto"/>
+      </w:pPr>
+    </w:p>
+    <w:p>
+      <w:pPr>
+        <w:spacing w:after="0" w:line="240" w:lineRule="auto"/>
+      </w:pPr>
+    </w:p>
+    <w:p>
+      <w:pPr>
+        <w:spacing w:after="0" w:line="240" w:lineRule="auto"/>
+      </w:pPr>
+    </w:p>
+    <w:p>
+      <w:pPr>
+        <w:spacing w:after="0" w:line="240" w:lineRule="auto"/>
+      </w:pPr>
+    </w:p>
+    <w:p>
+      <w:pPr>
+        <w:spacing w:after="0" w:line="240" w:lineRule="auto"/>
+      </w:pPr>
       <w:r>
         <w:t>ACLTUT</w:t>
       </w:r>
@@ -949,6 +1215,7 @@
       </w:pPr>
       <w:proofErr w:type="spellStart"/>
       <w:r>
+        <w:lastRenderedPageBreak/>
         <w:t>if</w:t>
       </w:r>
       <w:proofErr w:type="spellEnd"/>
@@ -1021,7 +1288,6 @@
       </w:pPr>
       <w:proofErr w:type="spellStart"/>
       <w:r>
-        <w:lastRenderedPageBreak/>
         <w:t>mqc</w:t>
       </w:r>
       <w:proofErr w:type="spellEnd"/>
@@ -2043,6 +2309,7 @@
           <w:szCs w:val="21"/>
           <w:lang w:eastAsia="tr-TR"/>
         </w:rPr>
+        <w:lastRenderedPageBreak/>
         <w:t>dosyaYazprogram</w:t>
       </w:r>
       <w:proofErr w:type="spellEnd"/>
@@ -2376,6 +2643,9 @@
       <w:pPr>
         <w:spacing w:after="0" w:line="240" w:lineRule="auto"/>
       </w:pPr>
+      <w:r>
+        <w:t>*********************************************************************</w:t>
+      </w:r>
     </w:p>
     <w:p>
       <w:pPr>
@@ -2404,6 +2674,9 @@
       <w:proofErr w:type="gramEnd"/>
       <w:r>
         <w:t xml:space="preserve"> MQTT için</w:t>
+      </w:r>
+      <w:r>
+        <w:t xml:space="preserve">  (kullanılmıyor.)</w:t>
       </w:r>
     </w:p>
     <w:p>
@@ -2712,17 +2985,181 @@
       <w:pPr>
         <w:spacing w:after="0" w:line="240" w:lineRule="auto"/>
       </w:pPr>
-    </w:p>
-    <w:p>
-      <w:pPr>
-        <w:spacing w:after="0" w:line="240" w:lineRule="auto"/>
-      </w:pPr>
-    </w:p>
-    <w:p>
-      <w:pPr>
-        <w:spacing w:after="0" w:line="240" w:lineRule="auto"/>
-      </w:pPr>
-    </w:p>
+      <w:r>
+        <w:t>********************************************************************</w:t>
+      </w:r>
+    </w:p>
+    <w:p>
+      <w:pPr>
+        <w:spacing w:after="0" w:line="240" w:lineRule="auto"/>
+      </w:pPr>
+    </w:p>
+    <w:p>
+      <w:pPr>
+        <w:spacing w:after="0" w:line="240" w:lineRule="auto"/>
+      </w:pPr>
+    </w:p>
+    <w:tbl>
+      <w:tblPr>
+        <w:tblW w:w="9715" w:type="dxa"/>
+        <w:tblCellSpacing w:w="15" w:type="dxa"/>
+        <w:tblBorders>
+          <w:left w:val="single" w:sz="4" w:space="0" w:color="auto"/>
+          <w:bottom w:val="single" w:sz="4" w:space="0" w:color="auto"/>
+          <w:right w:val="single" w:sz="4" w:space="0" w:color="auto"/>
+        </w:tblBorders>
+        <w:shd w:val="clear" w:color="auto" w:fill="0D1117"/>
+        <w:tblCellMar>
+          <w:top w:w="15" w:type="dxa"/>
+          <w:left w:w="15" w:type="dxa"/>
+          <w:bottom w:w="15" w:type="dxa"/>
+          <w:right w:w="15" w:type="dxa"/>
+        </w:tblCellMar>
+        <w:tblLook w:val="04A0"/>
+      </w:tblPr>
+      <w:tblGrid>
+        <w:gridCol w:w="7876"/>
+        <w:gridCol w:w="1839"/>
+      </w:tblGrid>
+      <w:tr>
+        <w:trPr>
+          <w:trHeight w:val="430"/>
+          <w:tblCellSpacing w:w="15" w:type="dxa"/>
+        </w:trPr>
+        <w:tc>
+          <w:tcPr>
+            <w:tcW w:w="0" w:type="auto"/>
+            <w:tcBorders>
+              <w:top w:val="single" w:sz="4" w:space="0" w:color="3D444D"/>
+            </w:tcBorders>
+            <w:shd w:val="clear" w:color="auto" w:fill="auto"/>
+            <w:tcMar>
+              <w:top w:w="0" w:type="dxa"/>
+              <w:left w:w="172" w:type="dxa"/>
+              <w:bottom w:w="0" w:type="dxa"/>
+              <w:right w:w="0" w:type="dxa"/>
+            </w:tcMar>
+            <w:vAlign w:val="center"/>
+            <w:hideMark/>
+          </w:tcPr>
+          <w:p>
+            <w:pPr>
+              <w:textAlignment w:val="top"/>
+              <w:rPr>
+                <w:rFonts w:ascii="Segoe UI" w:hAnsi="Segoe UI" w:cs="Segoe UI"/>
+                <w:color w:val="000000" w:themeColor="text1"/>
+                <w:sz w:val="15"/>
+                <w:szCs w:val="15"/>
+              </w:rPr>
+            </w:pPr>
+            <w:proofErr w:type="spellStart"/>
+            <w:proofErr w:type="gramStart"/>
+            <w:r>
+              <w:rPr>
+                <w:rFonts w:ascii="Segoe UI" w:hAnsi="Segoe UI" w:cs="Segoe UI"/>
+                <w:color w:val="000000" w:themeColor="text1"/>
+                <w:sz w:val="15"/>
+                <w:szCs w:val="15"/>
+              </w:rPr>
+              <w:t>DFRobotDFPlayerMini</w:t>
+            </w:r>
+            <w:proofErr w:type="spellEnd"/>
+            <w:r>
+              <w:rPr>
+                <w:rFonts w:ascii="Segoe UI" w:hAnsi="Segoe UI" w:cs="Segoe UI"/>
+                <w:color w:val="000000" w:themeColor="text1"/>
+                <w:sz w:val="15"/>
+                <w:szCs w:val="15"/>
+              </w:rPr>
+              <w:t xml:space="preserve">   </w:t>
+            </w:r>
+            <w:proofErr w:type="spellStart"/>
+            <w:r>
+              <w:rPr>
+                <w:rFonts w:ascii="Segoe UI" w:hAnsi="Segoe UI" w:cs="Segoe UI"/>
+                <w:color w:val="000000" w:themeColor="text1"/>
+                <w:sz w:val="15"/>
+                <w:szCs w:val="15"/>
+              </w:rPr>
+              <w:t>by</w:t>
+            </w:r>
+            <w:proofErr w:type="spellEnd"/>
+            <w:proofErr w:type="gramEnd"/>
+            <w:r>
+              <w:rPr>
+                <w:rFonts w:ascii="Segoe UI" w:hAnsi="Segoe UI" w:cs="Segoe UI"/>
+                <w:color w:val="000000" w:themeColor="text1"/>
+                <w:sz w:val="15"/>
+                <w:szCs w:val="15"/>
+              </w:rPr>
+              <w:t xml:space="preserve"> </w:t>
+            </w:r>
+            <w:proofErr w:type="spellStart"/>
+            <w:r>
+              <w:rPr>
+                <w:rFonts w:ascii="Segoe UI" w:hAnsi="Segoe UI" w:cs="Segoe UI"/>
+                <w:color w:val="000000" w:themeColor="text1"/>
+                <w:sz w:val="15"/>
+                <w:szCs w:val="15"/>
+              </w:rPr>
+              <w:t>DFRobot</w:t>
+            </w:r>
+            <w:proofErr w:type="spellEnd"/>
+          </w:p>
+        </w:tc>
+        <w:tc>
+          <w:tcPr>
+            <w:tcW w:w="0" w:type="auto"/>
+            <w:tcBorders>
+              <w:top w:val="single" w:sz="4" w:space="0" w:color="3D444D"/>
+            </w:tcBorders>
+            <w:shd w:val="clear" w:color="auto" w:fill="auto"/>
+            <w:tcMar>
+              <w:top w:w="0" w:type="dxa"/>
+              <w:left w:w="172" w:type="dxa"/>
+              <w:bottom w:w="0" w:type="dxa"/>
+              <w:right w:w="0" w:type="dxa"/>
+            </w:tcMar>
+            <w:vAlign w:val="center"/>
+            <w:hideMark/>
+          </w:tcPr>
+          <w:p>
+            <w:pPr>
+              <w:rPr>
+                <w:rFonts w:ascii="Segoe UI" w:hAnsi="Segoe UI" w:cs="Segoe UI"/>
+                <w:color w:val="000000" w:themeColor="text1"/>
+                <w:sz w:val="15"/>
+                <w:szCs w:val="15"/>
+              </w:rPr>
+            </w:pPr>
+            <w:hyperlink r:id="rId10" w:tooltip="V1.0.6" w:history="1">
+              <w:r>
+                <w:rPr>
+                  <w:rStyle w:val="Kpr"/>
+                  <w:rFonts w:ascii="Segoe UI" w:hAnsi="Segoe UI" w:cs="Segoe UI"/>
+                  <w:color w:val="000000" w:themeColor="text1"/>
+                  <w:sz w:val="15"/>
+                  <w:szCs w:val="15"/>
+                </w:rPr>
+                <w:t>V1.</w:t>
+              </w:r>
+              <w:proofErr w:type="gramStart"/>
+              <w:r>
+                <w:rPr>
+                  <w:rStyle w:val="Kpr"/>
+                  <w:rFonts w:ascii="Segoe UI" w:hAnsi="Segoe UI" w:cs="Segoe UI"/>
+                  <w:color w:val="000000" w:themeColor="text1"/>
+                  <w:sz w:val="15"/>
+                  <w:szCs w:val="15"/>
+                </w:rPr>
+                <w:t>0.6</w:t>
+              </w:r>
+              <w:proofErr w:type="gramEnd"/>
+            </w:hyperlink>
+          </w:p>
+        </w:tc>
+      </w:tr>
+    </w:tbl>
     <w:p>
       <w:pPr>
         <w:spacing w:after="0" w:line="240" w:lineRule="auto"/>
@@ -3046,6 +3483,7 @@
           <w:szCs w:val="26"/>
           <w:lang w:eastAsia="tr-TR"/>
         </w:rPr>
+        <w:lastRenderedPageBreak/>
         <w:t xml:space="preserve">// </w:t>
       </w:r>
       <w:proofErr w:type="spellStart"/>
@@ -3109,8 +3547,303 @@
     </w:p>
     <w:p>
       <w:pPr>
+        <w:spacing w:after="0" w:line="240" w:lineRule="auto"/>
+      </w:pPr>
+    </w:p>
+    <w:p>
+      <w:pPr>
+        <w:spacing w:after="0" w:line="240" w:lineRule="auto"/>
+      </w:pPr>
+    </w:p>
+    <w:p>
+      <w:pPr>
+        <w:spacing w:after="0" w:line="240" w:lineRule="auto"/>
+      </w:pPr>
+    </w:p>
+    <w:p>
+      <w:pPr>
+        <w:spacing w:after="0" w:line="240" w:lineRule="auto"/>
+      </w:pPr>
+    </w:p>
+    <w:p>
+      <w:pPr>
+        <w:spacing w:after="0" w:line="240" w:lineRule="auto"/>
+      </w:pPr>
+    </w:p>
+    <w:p>
+      <w:pPr>
+        <w:spacing w:after="0" w:line="240" w:lineRule="auto"/>
+      </w:pPr>
+      <w:r>
+        <w:t xml:space="preserve">Mp3 kodu </w:t>
+      </w:r>
+      <w:r>
+        <w:t>‘3’</w:t>
+      </w:r>
+      <w:r>
+        <w:t xml:space="preserve"> </w:t>
+      </w:r>
+      <w:r>
+        <w:t>ü</w:t>
+      </w:r>
+      <w:r>
+        <w:t xml:space="preserve"> çalması için </w:t>
+      </w:r>
+    </w:p>
+    <w:p>
+      <w:pPr>
+        <w:spacing w:after="0" w:line="240" w:lineRule="auto"/>
+      </w:pPr>
+      <w:r>
+        <w:t xml:space="preserve">http &gt; </w:t>
+      </w:r>
+      <w:hyperlink r:id="rId11" w:history="1">
+        <w:r>
+          <w:rPr>
+            <w:rStyle w:val="Kpr"/>
+          </w:rPr>
+          <w:t>http://192.168.2.217/mp3cal?mp3k=3</w:t>
+        </w:r>
+      </w:hyperlink>
+    </w:p>
+    <w:p>
+      <w:pPr>
+        <w:spacing w:after="0" w:line="240" w:lineRule="auto"/>
+      </w:pPr>
+    </w:p>
+    <w:p>
+      <w:pPr>
+        <w:spacing w:after="0" w:line="240" w:lineRule="auto"/>
+      </w:pPr>
+      <w:proofErr w:type="spellStart"/>
+      <w:r>
+        <w:t>mqtt</w:t>
+      </w:r>
+      <w:proofErr w:type="spellEnd"/>
+      <w:r>
+        <w:t xml:space="preserve"> &gt; </w:t>
+      </w:r>
+    </w:p>
+    <w:p>
+      <w:pPr>
+        <w:spacing w:after="0" w:line="240" w:lineRule="auto"/>
+      </w:pPr>
+      <w:proofErr w:type="spellStart"/>
+      <w:r>
+        <w:t>mqc</w:t>
+      </w:r>
+      <w:proofErr w:type="spellEnd"/>
+      <w:r>
+        <w:t xml:space="preserve"> </w:t>
+      </w:r>
+      <w:proofErr w:type="spellStart"/>
+      <w:r>
+        <w:t>mp</w:t>
+      </w:r>
+      <w:proofErr w:type="spellEnd"/>
+      <w:r>
+        <w:t>=/kev1/MP3_TEST;</w:t>
+      </w:r>
+    </w:p>
+    <w:p>
+      <w:pPr>
+        <w:spacing w:after="0" w:line="240" w:lineRule="auto"/>
+      </w:pPr>
+      <w:r>
+        <w:t>//</w:t>
+      </w:r>
+      <w:proofErr w:type="spellStart"/>
+      <w:r>
+        <w:t>mqc</w:t>
+      </w:r>
+      <w:proofErr w:type="spellEnd"/>
+      <w:r>
+        <w:t xml:space="preserve"> ile </w:t>
+      </w:r>
+      <w:proofErr w:type="spellStart"/>
+      <w:r>
+        <w:t>mqtt</w:t>
+      </w:r>
+      <w:proofErr w:type="spellEnd"/>
+      <w:r>
+        <w:t xml:space="preserve"> cihazı tanıtılıyor kısa adı </w:t>
+      </w:r>
+      <w:proofErr w:type="spellStart"/>
+      <w:r>
+        <w:t>mp</w:t>
+      </w:r>
+      <w:proofErr w:type="spellEnd"/>
+      <w:r>
+        <w:t xml:space="preserve"> olsun dedik</w:t>
+      </w:r>
+    </w:p>
+    <w:p>
+      <w:pPr>
+        <w:spacing w:after="0" w:line="240" w:lineRule="auto"/>
+      </w:pPr>
+      <w:r>
+        <w:t>//yol ve cihazın adını = ile “/yol/</w:t>
+      </w:r>
+      <w:proofErr w:type="spellStart"/>
+      <w:r>
+        <w:t>cihazadı</w:t>
+      </w:r>
+      <w:proofErr w:type="spellEnd"/>
+      <w:r>
+        <w:t>;” belirttik.</w:t>
+      </w:r>
+    </w:p>
+    <w:p>
+      <w:pPr>
+        <w:spacing w:after="0" w:line="240" w:lineRule="auto"/>
+      </w:pPr>
+      <w:proofErr w:type="spellStart"/>
+      <w:r>
+        <w:t>if</w:t>
+      </w:r>
+      <w:proofErr w:type="spellEnd"/>
+      <w:r>
+        <w:t>(D1==1&amp;&amp;ACL==0){</w:t>
+      </w:r>
+      <w:proofErr w:type="spellStart"/>
+      <w:proofErr w:type="gramStart"/>
+      <w:r>
+        <w:t>mqtt</w:t>
+      </w:r>
+      <w:proofErr w:type="spellEnd"/>
+      <w:r>
+        <w:t>:</w:t>
+      </w:r>
+      <w:proofErr w:type="spellStart"/>
+      <w:r>
+        <w:t>mp</w:t>
+      </w:r>
+      <w:proofErr w:type="spellEnd"/>
+      <w:proofErr w:type="gramEnd"/>
+      <w:r>
+        <w:t>=VR0:MP3&gt;3;}</w:t>
+      </w:r>
+    </w:p>
+    <w:p>
+      <w:pPr>
+        <w:spacing w:after="0" w:line="240" w:lineRule="auto"/>
+      </w:pPr>
+      <w:r>
+        <w:t xml:space="preserve">eğer D1 </w:t>
+      </w:r>
+      <w:proofErr w:type="spellStart"/>
+      <w:r>
+        <w:t>pini</w:t>
+      </w:r>
+      <w:proofErr w:type="spellEnd"/>
+      <w:r>
+        <w:t xml:space="preserve"> 1 ve ACL = 0 ise </w:t>
+      </w:r>
+      <w:proofErr w:type="spellStart"/>
+      <w:proofErr w:type="gramStart"/>
+      <w:r>
+        <w:t>mqtt</w:t>
+      </w:r>
+      <w:proofErr w:type="spellEnd"/>
+      <w:r>
+        <w:t>:</w:t>
+      </w:r>
+      <w:proofErr w:type="spellStart"/>
+      <w:r>
+        <w:t>mp</w:t>
+      </w:r>
+      <w:proofErr w:type="spellEnd"/>
+      <w:proofErr w:type="gramEnd"/>
+      <w:r>
+        <w:t>=VR0:MP3&gt;3;}</w:t>
+      </w:r>
+    </w:p>
+    <w:p>
+      <w:pPr>
+        <w:spacing w:after="0" w:line="240" w:lineRule="auto"/>
+      </w:pPr>
+    </w:p>
+    <w:p>
+      <w:pPr>
+        <w:spacing w:after="0" w:line="240" w:lineRule="auto"/>
+      </w:pPr>
+    </w:p>
+    <w:p>
+      <w:pPr>
+        <w:spacing w:after="0" w:line="240" w:lineRule="auto"/>
+      </w:pPr>
+      <w:r>
+        <w:t>*******************************************************************</w:t>
+      </w:r>
+    </w:p>
+    <w:p>
+      <w:pPr>
+        <w:spacing w:after="0" w:line="240" w:lineRule="auto"/>
+      </w:pPr>
+    </w:p>
+    <w:p>
+      <w:pPr>
+        <w:spacing w:after="0" w:line="240" w:lineRule="auto"/>
+      </w:pPr>
+      <w:r>
+        <w:t xml:space="preserve">LOLİN MQTT </w:t>
+      </w:r>
+      <w:proofErr w:type="gramStart"/>
+      <w:r>
+        <w:t>server</w:t>
+      </w:r>
+      <w:proofErr w:type="gramEnd"/>
+      <w:r>
+        <w:t xml:space="preserve"> için (</w:t>
+      </w:r>
+      <w:proofErr w:type="spellStart"/>
+      <w:r>
+        <w:t>sMQTT</w:t>
+      </w:r>
+      <w:proofErr w:type="spellEnd"/>
+      <w:r>
+        <w:t xml:space="preserve"> BROKER)</w:t>
+      </w:r>
+      <w:r>
+        <w:t xml:space="preserve">   (kütüphane </w:t>
+      </w:r>
+      <w:proofErr w:type="spellStart"/>
+      <w:r>
+        <w:t>sMQTTBroker</w:t>
+      </w:r>
+      <w:proofErr w:type="spellEnd"/>
+      <w:r>
+        <w:t xml:space="preserve"> </w:t>
+      </w:r>
+      <w:proofErr w:type="spellStart"/>
+      <w:r>
+        <w:t>by</w:t>
+      </w:r>
+      <w:proofErr w:type="spellEnd"/>
+      <w:r>
+        <w:t xml:space="preserve"> </w:t>
+      </w:r>
+      <w:proofErr w:type="spellStart"/>
+      <w:r>
+        <w:t>Vyacheslav</w:t>
+      </w:r>
+      <w:proofErr w:type="spellEnd"/>
+      <w:r>
+        <w:t xml:space="preserve"> </w:t>
+      </w:r>
+      <w:proofErr w:type="spellStart"/>
+      <w:r>
+        <w:t>Shiryaev</w:t>
+      </w:r>
+      <w:proofErr w:type="spellEnd"/>
+      <w:r>
+        <w:t xml:space="preserve"> versiyon 0.1.9)</w:t>
+      </w:r>
+    </w:p>
+    <w:p>
+      <w:pPr>
         <w:shd w:val="clear" w:color="auto" w:fill="FFFFFF"/>
-        <w:spacing w:after="260" w:line="355" w:lineRule="atLeast"/>
+        <w:spacing w:after="0" w:line="355" w:lineRule="atLeast"/>
         <w:rPr>
           <w:rFonts w:ascii="Consolas" w:eastAsia="Times New Roman" w:hAnsi="Consolas" w:cs="Times New Roman"/>
           <w:color w:val="4E5B61"/>
@@ -3119,11 +3852,53 @@
           <w:lang w:eastAsia="tr-TR"/>
         </w:rPr>
       </w:pPr>
+      <w:r>
+        <w:rPr>
+          <w:rFonts w:ascii="Consolas" w:eastAsia="Times New Roman" w:hAnsi="Consolas" w:cs="Times New Roman"/>
+          <w:color w:val="95A5A6"/>
+          <w:sz w:val="26"/>
+          <w:szCs w:val="26"/>
+          <w:lang w:eastAsia="tr-TR"/>
+        </w:rPr>
+        <w:t>// ESP8266 LOLİN</w:t>
+      </w:r>
+      <w:r>
+        <w:rPr>
+          <w:rFonts w:ascii="Consolas" w:eastAsia="Times New Roman" w:hAnsi="Consolas" w:cs="Times New Roman"/>
+          <w:color w:val="95A5A6"/>
+          <w:sz w:val="26"/>
+          <w:szCs w:val="26"/>
+          <w:lang w:eastAsia="tr-TR"/>
+        </w:rPr>
+        <w:t xml:space="preserve"> D1 R2 &amp; mini </w:t>
+      </w:r>
+      <w:proofErr w:type="spellStart"/>
+      <w:r>
+        <w:rPr>
+          <w:rFonts w:ascii="Consolas" w:eastAsia="Times New Roman" w:hAnsi="Consolas" w:cs="Times New Roman"/>
+          <w:color w:val="95A5A6"/>
+          <w:sz w:val="26"/>
+          <w:szCs w:val="26"/>
+          <w:lang w:eastAsia="tr-TR"/>
+        </w:rPr>
+        <w:t>nodemcu</w:t>
+      </w:r>
+      <w:proofErr w:type="spellEnd"/>
+      <w:r>
+        <w:rPr>
+          <w:rFonts w:ascii="Consolas" w:eastAsia="Times New Roman" w:hAnsi="Consolas" w:cs="Times New Roman"/>
+          <w:color w:val="95A5A6"/>
+          <w:sz w:val="26"/>
+          <w:szCs w:val="26"/>
+          <w:lang w:eastAsia="tr-TR"/>
+        </w:rPr>
+        <w:t xml:space="preserve"> (ESP8266MOD)</w:t>
+      </w:r>
     </w:p>
     <w:p>
       <w:pPr>
         <w:shd w:val="clear" w:color="auto" w:fill="FFFFFF"/>
-        <w:spacing w:after="260" w:line="355" w:lineRule="atLeast"/>
+        <w:spacing w:after="0" w:line="355" w:lineRule="atLeast"/>
         <w:rPr>
           <w:rFonts w:ascii="Consolas" w:eastAsia="Times New Roman" w:hAnsi="Consolas" w:cs="Times New Roman"/>
           <w:color w:val="4E5B61"/>
@@ -3132,11 +3907,156 @@
           <w:lang w:eastAsia="tr-TR"/>
         </w:rPr>
       </w:pPr>
+      <w:r>
+        <w:rPr>
+          <w:rFonts w:ascii="Consolas" w:eastAsia="Times New Roman" w:hAnsi="Consolas" w:cs="Times New Roman"/>
+          <w:color w:val="95A5A6"/>
+          <w:sz w:val="26"/>
+          <w:szCs w:val="26"/>
+          <w:lang w:eastAsia="tr-TR"/>
+        </w:rPr>
+        <w:t xml:space="preserve">// </w:t>
+      </w:r>
+      <w:proofErr w:type="spellStart"/>
+      <w:r>
+        <w:rPr>
+          <w:rFonts w:ascii="Consolas" w:eastAsia="Times New Roman" w:hAnsi="Consolas" w:cs="Times New Roman"/>
+          <w:color w:val="95A5A6"/>
+          <w:sz w:val="26"/>
+          <w:szCs w:val="26"/>
+          <w:lang w:eastAsia="tr-TR"/>
+        </w:rPr>
+        <w:t>Flash</w:t>
+      </w:r>
+      <w:proofErr w:type="spellEnd"/>
+      <w:r>
+        <w:rPr>
+          <w:rFonts w:ascii="Consolas" w:eastAsia="Times New Roman" w:hAnsi="Consolas" w:cs="Times New Roman"/>
+          <w:color w:val="95A5A6"/>
+          <w:sz w:val="26"/>
+          <w:szCs w:val="26"/>
+          <w:lang w:eastAsia="tr-TR"/>
+        </w:rPr>
+        <w:t xml:space="preserve"> size 4M(FS:1MB OTA:~1019KB)</w:t>
+      </w:r>
     </w:p>
     <w:p>
       <w:pPr>
         <w:shd w:val="clear" w:color="auto" w:fill="FFFFFF"/>
-        <w:spacing w:after="260" w:line="355" w:lineRule="atLeast"/>
+        <w:spacing w:after="0" w:line="355" w:lineRule="atLeast"/>
+        <w:rPr>
+          <w:rFonts w:ascii="Consolas" w:eastAsia="Times New Roman" w:hAnsi="Consolas" w:cs="Times New Roman"/>
+          <w:color w:val="95A5A6"/>
+          <w:sz w:val="26"/>
+          <w:szCs w:val="26"/>
+          <w:lang w:eastAsia="tr-TR"/>
+        </w:rPr>
+      </w:pPr>
+      <w:r>
+        <w:rPr>
+          <w:rFonts w:ascii="Consolas" w:eastAsia="Times New Roman" w:hAnsi="Consolas" w:cs="Times New Roman"/>
+          <w:color w:val="95A5A6"/>
+          <w:sz w:val="26"/>
+          <w:szCs w:val="26"/>
+          <w:lang w:eastAsia="tr-TR"/>
+        </w:rPr>
+        <w:t xml:space="preserve">// MMU: "32KB </w:t>
+      </w:r>
+      <w:proofErr w:type="spellStart"/>
+      <w:r>
+        <w:rPr>
+          <w:rFonts w:ascii="Consolas" w:eastAsia="Times New Roman" w:hAnsi="Consolas" w:cs="Times New Roman"/>
+          <w:color w:val="95A5A6"/>
+          <w:sz w:val="26"/>
+          <w:szCs w:val="26"/>
+          <w:lang w:eastAsia="tr-TR"/>
+        </w:rPr>
+        <w:t>cache</w:t>
+      </w:r>
+      <w:proofErr w:type="spellEnd"/>
+      <w:r>
+        <w:rPr>
+          <w:rFonts w:ascii="Consolas" w:eastAsia="Times New Roman" w:hAnsi="Consolas" w:cs="Times New Roman"/>
+          <w:color w:val="95A5A6"/>
+          <w:sz w:val="26"/>
+          <w:szCs w:val="26"/>
+          <w:lang w:eastAsia="tr-TR"/>
+        </w:rPr>
+        <w:t xml:space="preserve"> + 32KB IRAM(</w:t>
+      </w:r>
+      <w:proofErr w:type="spellStart"/>
+      <w:r>
+        <w:rPr>
+          <w:rFonts w:ascii="Consolas" w:eastAsia="Times New Roman" w:hAnsi="Consolas" w:cs="Times New Roman"/>
+          <w:color w:val="95A5A6"/>
+          <w:sz w:val="26"/>
+          <w:szCs w:val="26"/>
+          <w:lang w:eastAsia="tr-TR"/>
+        </w:rPr>
+        <w:t>balanced</w:t>
+      </w:r>
+      <w:proofErr w:type="spellEnd"/>
+      <w:r>
+        <w:rPr>
+          <w:rFonts w:ascii="Consolas" w:eastAsia="Times New Roman" w:hAnsi="Consolas" w:cs="Times New Roman"/>
+          <w:color w:val="95A5A6"/>
+          <w:sz w:val="26"/>
+          <w:szCs w:val="26"/>
+          <w:lang w:eastAsia="tr-TR"/>
+        </w:rPr>
+        <w:t>)"</w:t>
+      </w:r>
+    </w:p>
+    <w:p>
+      <w:pPr>
+        <w:shd w:val="clear" w:color="auto" w:fill="FFFFFF"/>
+        <w:spacing w:after="0" w:line="355" w:lineRule="atLeast"/>
+        <w:rPr>
+          <w:rFonts w:ascii="Consolas" w:eastAsia="Times New Roman" w:hAnsi="Consolas" w:cs="Times New Roman"/>
+          <w:color w:val="95A5A6"/>
+          <w:sz w:val="26"/>
+          <w:szCs w:val="26"/>
+          <w:lang w:eastAsia="tr-TR"/>
+        </w:rPr>
+      </w:pPr>
+      <w:r>
+        <w:rPr>
+          <w:rFonts w:ascii="Consolas" w:eastAsia="Times New Roman" w:hAnsi="Consolas" w:cs="Times New Roman"/>
+          <w:color w:val="95A5A6"/>
+          <w:sz w:val="26"/>
+          <w:szCs w:val="26"/>
+          <w:lang w:eastAsia="tr-TR"/>
+        </w:rPr>
+        <w:t>//</w:t>
+      </w:r>
+    </w:p>
+    <w:p>
+      <w:pPr>
+        <w:shd w:val="clear" w:color="auto" w:fill="FFFFFF"/>
+        <w:spacing w:after="0" w:line="355" w:lineRule="atLeast"/>
+        <w:rPr>
+          <w:rFonts w:ascii="Consolas" w:eastAsia="Times New Roman" w:hAnsi="Consolas" w:cs="Times New Roman"/>
+          <w:color w:val="95A5A6"/>
+          <w:sz w:val="26"/>
+          <w:szCs w:val="26"/>
+          <w:lang w:eastAsia="tr-TR"/>
+        </w:rPr>
+      </w:pPr>
+      <w:r>
+        <w:rPr>
+          <w:rFonts w:ascii="Consolas" w:eastAsia="Times New Roman" w:hAnsi="Consolas" w:cs="Times New Roman"/>
+          <w:color w:val="95A5A6"/>
+          <w:sz w:val="26"/>
+          <w:szCs w:val="26"/>
+          <w:lang w:eastAsia="tr-TR"/>
+        </w:rPr>
+        <w:t>//</w:t>
+      </w:r>
+    </w:p>
+    <w:p>
+      <w:pPr>
+        <w:shd w:val="clear" w:color="auto" w:fill="FFFFFF"/>
+        <w:spacing w:after="0" w:line="355" w:lineRule="atLeast"/>
         <w:rPr>
           <w:rFonts w:ascii="Consolas" w:eastAsia="Times New Roman" w:hAnsi="Consolas" w:cs="Times New Roman"/>
           <w:color w:val="4E5B61"/>
@@ -3145,29 +4065,37 @@
           <w:lang w:eastAsia="tr-TR"/>
         </w:rPr>
       </w:pPr>
-    </w:p>
-    <w:p>
-      <w:pPr>
-        <w:spacing w:after="0" w:line="240" w:lineRule="auto"/>
-      </w:pPr>
-      <w:r>
-        <w:t xml:space="preserve">LOLİN MQTT </w:t>
-      </w:r>
-      <w:proofErr w:type="gramStart"/>
-      <w:r>
-        <w:t>server</w:t>
-      </w:r>
-      <w:proofErr w:type="gramEnd"/>
-      <w:r>
-        <w:t xml:space="preserve"> için (</w:t>
-      </w:r>
-      <w:proofErr w:type="spellStart"/>
-      <w:r>
-        <w:t>sMQTT</w:t>
-      </w:r>
-      <w:proofErr w:type="spellEnd"/>
-      <w:r>
-        <w:t xml:space="preserve"> BROKER)</w:t>
+      <w:r>
+        <w:rPr>
+          <w:rFonts w:ascii="Consolas" w:eastAsia="Times New Roman" w:hAnsi="Consolas" w:cs="Times New Roman"/>
+          <w:color w:val="95A5A6"/>
+          <w:sz w:val="26"/>
+          <w:szCs w:val="26"/>
+          <w:lang w:eastAsia="tr-TR"/>
+        </w:rPr>
+        <w:t xml:space="preserve">// // </w:t>
+      </w:r>
+      <w:proofErr w:type="spellStart"/>
+      <w:r>
+        <w:rPr>
+          <w:rFonts w:ascii="Consolas" w:eastAsia="Times New Roman" w:hAnsi="Consolas" w:cs="Times New Roman"/>
+          <w:color w:val="95A5A6"/>
+          <w:sz w:val="26"/>
+          <w:szCs w:val="26"/>
+          <w:lang w:eastAsia="tr-TR"/>
+        </w:rPr>
+        <w:t>Serial</w:t>
+      </w:r>
+      <w:proofErr w:type="spellEnd"/>
+      <w:r>
+        <w:rPr>
+          <w:rFonts w:ascii="Consolas" w:eastAsia="Times New Roman" w:hAnsi="Consolas" w:cs="Times New Roman"/>
+          <w:color w:val="95A5A6"/>
+          <w:sz w:val="26"/>
+          <w:szCs w:val="26"/>
+          <w:lang w:eastAsia="tr-TR"/>
+        </w:rPr>
+        <w:t xml:space="preserve"> baud rate 115200</w:t>
       </w:r>
     </w:p>
     <w:p>
@@ -3182,6 +4110,40 @@
           <w:lang w:eastAsia="tr-TR"/>
         </w:rPr>
       </w:pPr>
+    </w:p>
+    <w:p>
+      <w:pPr>
+        <w:spacing w:after="0" w:line="240" w:lineRule="auto"/>
+      </w:pPr>
+      <w:r>
+        <w:t>********************************************************************</w:t>
+      </w:r>
+    </w:p>
+    <w:p>
+      <w:pPr>
+        <w:spacing w:after="0" w:line="240" w:lineRule="auto"/>
+      </w:pPr>
+    </w:p>
+    <w:p>
+      <w:pPr>
+        <w:spacing w:after="0" w:line="240" w:lineRule="auto"/>
+      </w:pPr>
+      <w:r>
+        <w:t>LOLİN WANSERVER (MQTT)</w:t>
+      </w:r>
+    </w:p>
+    <w:p>
+      <w:pPr>
+        <w:shd w:val="clear" w:color="auto" w:fill="FFFFFF"/>
+        <w:spacing w:after="0" w:line="355" w:lineRule="atLeast"/>
+        <w:rPr>
+          <w:rFonts w:ascii="Consolas" w:eastAsia="Times New Roman" w:hAnsi="Consolas" w:cs="Times New Roman"/>
+          <w:color w:val="4E5B61"/>
+          <w:sz w:val="26"/>
+          <w:szCs w:val="26"/>
+          <w:lang w:eastAsia="tr-TR"/>
+        </w:rPr>
+      </w:pPr>
       <w:r>
         <w:rPr>
           <w:rFonts w:ascii="Consolas" w:eastAsia="Times New Roman" w:hAnsi="Consolas" w:cs="Times New Roman"/>
@@ -3245,295 +4207,7 @@
           <w:szCs w:val="26"/>
           <w:lang w:eastAsia="tr-TR"/>
         </w:rPr>
-        <w:t xml:space="preserve">// </w:t>
-      </w:r>
-      <w:proofErr w:type="spellStart"/>
-      <w:r>
-        <w:rPr>
-          <w:rFonts w:ascii="Consolas" w:eastAsia="Times New Roman" w:hAnsi="Consolas" w:cs="Times New Roman"/>
-          <w:color w:val="95A5A6"/>
-          <w:sz w:val="26"/>
-          <w:szCs w:val="26"/>
-          <w:lang w:eastAsia="tr-TR"/>
-        </w:rPr>
-        <w:t>Flash</w:t>
-      </w:r>
-      <w:proofErr w:type="spellEnd"/>
-      <w:r>
-        <w:rPr>
-          <w:rFonts w:ascii="Consolas" w:eastAsia="Times New Roman" w:hAnsi="Consolas" w:cs="Times New Roman"/>
-          <w:color w:val="95A5A6"/>
-          <w:sz w:val="26"/>
-          <w:szCs w:val="26"/>
-          <w:lang w:eastAsia="tr-TR"/>
-        </w:rPr>
-        <w:t xml:space="preserve"> size 4M(FS:1MB OTA:~1019KB)</w:t>
-      </w:r>
-    </w:p>
-    <w:p>
-      <w:pPr>
-        <w:shd w:val="clear" w:color="auto" w:fill="FFFFFF"/>
-        <w:spacing w:after="0" w:line="355" w:lineRule="atLeast"/>
-        <w:rPr>
-          <w:rFonts w:ascii="Consolas" w:eastAsia="Times New Roman" w:hAnsi="Consolas" w:cs="Times New Roman"/>
-          <w:color w:val="95A5A6"/>
-          <w:sz w:val="26"/>
-          <w:szCs w:val="26"/>
-          <w:lang w:eastAsia="tr-TR"/>
-        </w:rPr>
-      </w:pPr>
-      <w:r>
-        <w:rPr>
-          <w:rFonts w:ascii="Consolas" w:eastAsia="Times New Roman" w:hAnsi="Consolas" w:cs="Times New Roman"/>
-          <w:color w:val="95A5A6"/>
-          <w:sz w:val="26"/>
-          <w:szCs w:val="26"/>
-          <w:lang w:eastAsia="tr-TR"/>
-        </w:rPr>
-        <w:t xml:space="preserve">// MMU: "32KB </w:t>
-      </w:r>
-      <w:proofErr w:type="spellStart"/>
-      <w:r>
-        <w:rPr>
-          <w:rFonts w:ascii="Consolas" w:eastAsia="Times New Roman" w:hAnsi="Consolas" w:cs="Times New Roman"/>
-          <w:color w:val="95A5A6"/>
-          <w:sz w:val="26"/>
-          <w:szCs w:val="26"/>
-          <w:lang w:eastAsia="tr-TR"/>
-        </w:rPr>
-        <w:t>cache</w:t>
-      </w:r>
-      <w:proofErr w:type="spellEnd"/>
-      <w:r>
-        <w:rPr>
-          <w:rFonts w:ascii="Consolas" w:eastAsia="Times New Roman" w:hAnsi="Consolas" w:cs="Times New Roman"/>
-          <w:color w:val="95A5A6"/>
-          <w:sz w:val="26"/>
-          <w:szCs w:val="26"/>
-          <w:lang w:eastAsia="tr-TR"/>
-        </w:rPr>
-        <w:t xml:space="preserve"> + 32KB IRAM(</w:t>
-      </w:r>
-      <w:proofErr w:type="spellStart"/>
-      <w:r>
-        <w:rPr>
-          <w:rFonts w:ascii="Consolas" w:eastAsia="Times New Roman" w:hAnsi="Consolas" w:cs="Times New Roman"/>
-          <w:color w:val="95A5A6"/>
-          <w:sz w:val="26"/>
-          <w:szCs w:val="26"/>
-          <w:lang w:eastAsia="tr-TR"/>
-        </w:rPr>
-        <w:t>balanced</w:t>
-      </w:r>
-      <w:proofErr w:type="spellEnd"/>
-      <w:r>
-        <w:rPr>
-          <w:rFonts w:ascii="Consolas" w:eastAsia="Times New Roman" w:hAnsi="Consolas" w:cs="Times New Roman"/>
-          <w:color w:val="95A5A6"/>
-          <w:sz w:val="26"/>
-          <w:szCs w:val="26"/>
-          <w:lang w:eastAsia="tr-TR"/>
-        </w:rPr>
-        <w:t>)"</w:t>
-      </w:r>
-    </w:p>
-    <w:p>
-      <w:pPr>
-        <w:shd w:val="clear" w:color="auto" w:fill="FFFFFF"/>
-        <w:spacing w:after="0" w:line="355" w:lineRule="atLeast"/>
-        <w:rPr>
-          <w:rFonts w:ascii="Consolas" w:eastAsia="Times New Roman" w:hAnsi="Consolas" w:cs="Times New Roman"/>
-          <w:color w:val="95A5A6"/>
-          <w:sz w:val="26"/>
-          <w:szCs w:val="26"/>
-          <w:lang w:eastAsia="tr-TR"/>
-        </w:rPr>
-      </w:pPr>
-      <w:r>
-        <w:rPr>
-          <w:rFonts w:ascii="Consolas" w:eastAsia="Times New Roman" w:hAnsi="Consolas" w:cs="Times New Roman"/>
-          <w:color w:val="95A5A6"/>
-          <w:sz w:val="26"/>
-          <w:szCs w:val="26"/>
-          <w:lang w:eastAsia="tr-TR"/>
-        </w:rPr>
-        <w:t>//</w:t>
-      </w:r>
-    </w:p>
-    <w:p>
-      <w:pPr>
-        <w:shd w:val="clear" w:color="auto" w:fill="FFFFFF"/>
-        <w:spacing w:after="0" w:line="355" w:lineRule="atLeast"/>
-        <w:rPr>
-          <w:rFonts w:ascii="Consolas" w:eastAsia="Times New Roman" w:hAnsi="Consolas" w:cs="Times New Roman"/>
-          <w:color w:val="95A5A6"/>
-          <w:sz w:val="26"/>
-          <w:szCs w:val="26"/>
-          <w:lang w:eastAsia="tr-TR"/>
-        </w:rPr>
-      </w:pPr>
-      <w:r>
-        <w:rPr>
-          <w:rFonts w:ascii="Consolas" w:eastAsia="Times New Roman" w:hAnsi="Consolas" w:cs="Times New Roman"/>
-          <w:color w:val="95A5A6"/>
-          <w:sz w:val="26"/>
-          <w:szCs w:val="26"/>
-          <w:lang w:eastAsia="tr-TR"/>
-        </w:rPr>
-        <w:t>//</w:t>
-      </w:r>
-    </w:p>
-    <w:p>
-      <w:pPr>
-        <w:shd w:val="clear" w:color="auto" w:fill="FFFFFF"/>
-        <w:spacing w:after="0" w:line="355" w:lineRule="atLeast"/>
-        <w:rPr>
-          <w:rFonts w:ascii="Consolas" w:eastAsia="Times New Roman" w:hAnsi="Consolas" w:cs="Times New Roman"/>
-          <w:color w:val="4E5B61"/>
-          <w:sz w:val="26"/>
-          <w:szCs w:val="26"/>
-          <w:lang w:eastAsia="tr-TR"/>
-        </w:rPr>
-      </w:pPr>
-      <w:r>
-        <w:rPr>
-          <w:rFonts w:ascii="Consolas" w:eastAsia="Times New Roman" w:hAnsi="Consolas" w:cs="Times New Roman"/>
-          <w:color w:val="95A5A6"/>
-          <w:sz w:val="26"/>
-          <w:szCs w:val="26"/>
-          <w:lang w:eastAsia="tr-TR"/>
-        </w:rPr>
-        <w:t xml:space="preserve">// // </w:t>
-      </w:r>
-      <w:proofErr w:type="spellStart"/>
-      <w:r>
-        <w:rPr>
-          <w:rFonts w:ascii="Consolas" w:eastAsia="Times New Roman" w:hAnsi="Consolas" w:cs="Times New Roman"/>
-          <w:color w:val="95A5A6"/>
-          <w:sz w:val="26"/>
-          <w:szCs w:val="26"/>
-          <w:lang w:eastAsia="tr-TR"/>
-        </w:rPr>
-        <w:t>Serial</w:t>
-      </w:r>
-      <w:proofErr w:type="spellEnd"/>
-      <w:r>
-        <w:rPr>
-          <w:rFonts w:ascii="Consolas" w:eastAsia="Times New Roman" w:hAnsi="Consolas" w:cs="Times New Roman"/>
-          <w:color w:val="95A5A6"/>
-          <w:sz w:val="26"/>
-          <w:szCs w:val="26"/>
-          <w:lang w:eastAsia="tr-TR"/>
-        </w:rPr>
-        <w:t xml:space="preserve"> baud rate 115200</w:t>
-      </w:r>
-    </w:p>
-    <w:p>
-      <w:pPr>
-        <w:shd w:val="clear" w:color="auto" w:fill="FFFFFF"/>
-        <w:spacing w:after="0" w:line="355" w:lineRule="atLeast"/>
-        <w:rPr>
-          <w:rFonts w:ascii="Consolas" w:eastAsia="Times New Roman" w:hAnsi="Consolas" w:cs="Times New Roman"/>
-          <w:color w:val="4E5B61"/>
-          <w:sz w:val="26"/>
-          <w:szCs w:val="26"/>
-          <w:lang w:eastAsia="tr-TR"/>
-        </w:rPr>
-      </w:pPr>
-    </w:p>
-    <w:p>
-      <w:pPr>
-        <w:spacing w:after="0" w:line="240" w:lineRule="auto"/>
-      </w:pPr>
-    </w:p>
-    <w:p>
-      <w:pPr>
-        <w:spacing w:after="0" w:line="240" w:lineRule="auto"/>
-      </w:pPr>
-    </w:p>
-    <w:p>
-      <w:pPr>
-        <w:spacing w:after="0" w:line="240" w:lineRule="auto"/>
-      </w:pPr>
-      <w:r>
-        <w:t>LOLİN WANSERVER (MQTT)</w:t>
-      </w:r>
-    </w:p>
-    <w:p>
-      <w:pPr>
-        <w:shd w:val="clear" w:color="auto" w:fill="FFFFFF"/>
-        <w:spacing w:after="0" w:line="355" w:lineRule="atLeast"/>
-        <w:rPr>
-          <w:rFonts w:ascii="Consolas" w:eastAsia="Times New Roman" w:hAnsi="Consolas" w:cs="Times New Roman"/>
-          <w:color w:val="4E5B61"/>
-          <w:sz w:val="26"/>
-          <w:szCs w:val="26"/>
-          <w:lang w:eastAsia="tr-TR"/>
-        </w:rPr>
-      </w:pPr>
-      <w:r>
-        <w:rPr>
-          <w:rFonts w:ascii="Consolas" w:eastAsia="Times New Roman" w:hAnsi="Consolas" w:cs="Times New Roman"/>
-          <w:color w:val="95A5A6"/>
-          <w:sz w:val="26"/>
-          <w:szCs w:val="26"/>
-          <w:lang w:eastAsia="tr-TR"/>
-        </w:rPr>
-        <w:t>// ESP8266 LOLİN</w:t>
-      </w:r>
-      <w:r>
-        <w:rPr>
-          <w:rFonts w:ascii="Consolas" w:eastAsia="Times New Roman" w:hAnsi="Consolas" w:cs="Times New Roman"/>
-          <w:color w:val="95A5A6"/>
-          <w:sz w:val="26"/>
-          <w:szCs w:val="26"/>
-          <w:lang w:eastAsia="tr-TR"/>
-        </w:rPr>
-        <w:t xml:space="preserve"> D1 R2 &amp; mini </w:t>
-      </w:r>
-      <w:proofErr w:type="spellStart"/>
-      <w:r>
-        <w:rPr>
-          <w:rFonts w:ascii="Consolas" w:eastAsia="Times New Roman" w:hAnsi="Consolas" w:cs="Times New Roman"/>
-          <w:color w:val="95A5A6"/>
-          <w:sz w:val="26"/>
-          <w:szCs w:val="26"/>
-          <w:lang w:eastAsia="tr-TR"/>
-        </w:rPr>
-        <w:t>nodemcu</w:t>
-      </w:r>
-      <w:proofErr w:type="spellEnd"/>
-      <w:r>
-        <w:rPr>
-          <w:rFonts w:ascii="Consolas" w:eastAsia="Times New Roman" w:hAnsi="Consolas" w:cs="Times New Roman"/>
-          <w:color w:val="95A5A6"/>
-          <w:sz w:val="26"/>
-          <w:szCs w:val="26"/>
-          <w:lang w:eastAsia="tr-TR"/>
-        </w:rPr>
-        <w:t xml:space="preserve"> (ESP8266MOD)</w:t>
-      </w:r>
-    </w:p>
-    <w:p>
-      <w:pPr>
-        <w:shd w:val="clear" w:color="auto" w:fill="FFFFFF"/>
-        <w:spacing w:after="0" w:line="355" w:lineRule="atLeast"/>
-        <w:rPr>
-          <w:rFonts w:ascii="Consolas" w:eastAsia="Times New Roman" w:hAnsi="Consolas" w:cs="Times New Roman"/>
-          <w:color w:val="4E5B61"/>
-          <w:sz w:val="26"/>
-          <w:szCs w:val="26"/>
-          <w:lang w:eastAsia="tr-TR"/>
-        </w:rPr>
-      </w:pPr>
-      <w:r>
-        <w:rPr>
-          <w:rFonts w:ascii="Consolas" w:eastAsia="Times New Roman" w:hAnsi="Consolas" w:cs="Times New Roman"/>
-          <w:color w:val="95A5A6"/>
-          <w:sz w:val="26"/>
-          <w:szCs w:val="26"/>
-          <w:lang w:eastAsia="tr-TR"/>
-        </w:rPr>
+        <w:lastRenderedPageBreak/>
         <w:t xml:space="preserve">// </w:t>
       </w:r>
       <w:proofErr w:type="spellStart"/>
@@ -4157,7 +4831,7 @@
                     </pic:cNvPicPr>
                   </pic:nvPicPr>
                   <pic:blipFill>
-                    <a:blip r:embed="rId9" cstate="print"/>
+                    <a:blip r:embed="rId12" cstate="print"/>
                     <a:srcRect/>
                     <a:stretch>
                       <a:fillRect/>
@@ -4333,7 +5007,7 @@
                     </pic:cNvPicPr>
                   </pic:nvPicPr>
                   <pic:blipFill>
-                    <a:blip r:embed="rId10" cstate="print"/>
+                    <a:blip r:embed="rId13" cstate="print"/>
                     <a:srcRect/>
                     <a:stretch>
                       <a:fillRect/>
@@ -4444,7 +5118,7 @@
                     </pic:cNvPicPr>
                   </pic:nvPicPr>
                   <pic:blipFill>
-                    <a:blip r:embed="rId11" cstate="print"/>
+                    <a:blip r:embed="rId14" cstate="print"/>
                     <a:srcRect/>
                     <a:stretch>
                       <a:fillRect/>
@@ -4545,7 +5219,7 @@
                     </pic:cNvPicPr>
                   </pic:nvPicPr>
                   <pic:blipFill>
-                    <a:blip r:embed="rId11" cstate="print"/>
+                    <a:blip r:embed="rId14" cstate="print"/>
                     <a:srcRect/>
                     <a:stretch>
                       <a:fillRect/>
@@ -4602,7 +5276,7 @@
                     </pic:cNvPicPr>
                   </pic:nvPicPr>
                   <pic:blipFill>
-                    <a:blip r:embed="rId12" cstate="print"/>
+                    <a:blip r:embed="rId15" cstate="print"/>
                     <a:srcRect/>
                     <a:stretch>
                       <a:fillRect/>
@@ -4729,7 +5403,7 @@
                     </pic:cNvPicPr>
                   </pic:nvPicPr>
                   <pic:blipFill>
-                    <a:blip r:embed="rId13" cstate="print"/>
+                    <a:blip r:embed="rId16" cstate="print"/>
                     <a:srcRect/>
                     <a:stretch>
                       <a:fillRect/>
@@ -4863,7 +5537,7 @@
                     </pic:cNvPicPr>
                   </pic:nvPicPr>
                   <pic:blipFill>
-                    <a:blip r:embed="rId14" cstate="print"/>
+                    <a:blip r:embed="rId17" cstate="print"/>
                     <a:srcRect/>
                     <a:stretch>
                       <a:fillRect/>
@@ -4950,7 +5624,7 @@
                     </pic:cNvPicPr>
                   </pic:nvPicPr>
                   <pic:blipFill>
-                    <a:blip r:embed="rId15" cstate="print"/>
+                    <a:blip r:embed="rId18" cstate="print"/>
                     <a:srcRect/>
                     <a:stretch>
                       <a:fillRect/>
@@ -5860,7 +6534,7 @@
                     </pic:cNvPicPr>
                   </pic:nvPicPr>
                   <pic:blipFill>
-                    <a:blip r:embed="rId16" cstate="print"/>
+                    <a:blip r:embed="rId19" cstate="print"/>
                     <a:srcRect/>
                     <a:stretch>
                       <a:fillRect/>
@@ -5945,7 +6619,7 @@
                     </pic:cNvPicPr>
                   </pic:nvPicPr>
                   <pic:blipFill>
-                    <a:blip r:embed="rId17" cstate="print"/>
+                    <a:blip r:embed="rId20" cstate="print"/>
                     <a:srcRect/>
                     <a:stretch>
                       <a:fillRect/>
@@ -7654,7 +8328,7 @@
       <w:r>
         <w:t xml:space="preserve"> </w:t>
       </w:r>
-      <w:hyperlink r:id="rId18" w:history="1">
+      <w:hyperlink r:id="rId21" w:history="1">
         <w:r>
           <w:rPr>
             <w:rStyle w:val="Kpr"/>
@@ -8613,7 +9287,7 @@
         </w:rPr>
         <w:t xml:space="preserve">  </w:t>
       </w:r>
-      <w:hyperlink r:id="rId19" w:history="1">
+      <w:hyperlink r:id="rId22" w:history="1">
         <w:r>
           <w:rPr>
             <w:rStyle w:val="Kpr"/>
@@ -10356,7 +11030,7 @@
                     </pic:cNvPicPr>
                   </pic:nvPicPr>
                   <pic:blipFill>
-                    <a:blip r:embed="rId20" cstate="print"/>
+                    <a:blip r:embed="rId23" cstate="print"/>
                     <a:srcRect/>
                     <a:stretch>
                       <a:fillRect/>
@@ -10498,7 +11172,7 @@
                     </pic:cNvPicPr>
                   </pic:nvPicPr>
                   <pic:blipFill>
-                    <a:blip r:embed="rId21" cstate="print"/>
+                    <a:blip r:embed="rId24" cstate="print"/>
                     <a:srcRect/>
                     <a:stretch>
                       <a:fillRect/>
@@ -10565,7 +11239,7 @@
                     </pic:cNvPicPr>
                   </pic:nvPicPr>
                   <pic:blipFill>
-                    <a:blip r:embed="rId22" cstate="print"/>
+                    <a:blip r:embed="rId25" cstate="print"/>
                     <a:srcRect/>
                     <a:stretch>
                       <a:fillRect/>
@@ -10721,7 +11395,7 @@
                     </pic:cNvPicPr>
                   </pic:nvPicPr>
                   <pic:blipFill>
-                    <a:blip r:embed="rId23" cstate="print"/>
+                    <a:blip r:embed="rId26" cstate="print"/>
                     <a:srcRect/>
                     <a:stretch>
                       <a:fillRect/>
@@ -11637,7 +12311,7 @@
                           </pic:cNvPicPr>
                         </pic:nvPicPr>
                         <pic:blipFill>
-                          <a:blip r:embed="rId24" cstate="print"/>
+                          <a:blip r:embed="rId27" cstate="print"/>
                           <a:srcRect/>
                           <a:stretch>
                             <a:fillRect/>
@@ -11695,7 +12369,7 @@
                           </pic:cNvPicPr>
                         </pic:nvPicPr>
                         <pic:blipFill>
-                          <a:blip r:embed="rId25" cstate="print"/>
+                          <a:blip r:embed="rId28" cstate="print"/>
                           <a:srcRect/>
                           <a:stretch>
                             <a:fillRect/>
@@ -12334,7 +13008,7 @@
       <w:r>
         <w:t xml:space="preserve">: </w:t>
       </w:r>
-      <w:hyperlink r:id="rId26" w:history="1">
+      <w:hyperlink r:id="rId29" w:history="1">
         <w:r>
           <w:rPr>
             <w:rStyle w:val="Kpr"/>
@@ -13387,6 +14061,34 @@
       <w:lang w:eastAsia="tr-TR"/>
     </w:rPr>
   </w:style>
+  <w:style w:type="character" w:customStyle="1" w:styleId="pl-k">
+    <w:name w:val="pl-k"/>
+    <w:basedOn w:val="VarsaylanParagrafYazTipi"/>
+    <w:rsid w:val="0092516B"/>
+  </w:style>
+  <w:style w:type="character" w:customStyle="1" w:styleId="pl-s">
+    <w:name w:val="pl-s"/>
+    <w:basedOn w:val="VarsaylanParagrafYazTipi"/>
+    <w:rsid w:val="0092516B"/>
+  </w:style>
+  <w:style w:type="character" w:customStyle="1" w:styleId="pl-pds">
+    <w:name w:val="pl-pds"/>
+    <w:basedOn w:val="VarsaylanParagrafYazTipi"/>
+    <w:rsid w:val="0092516B"/>
+  </w:style>
+  <w:style w:type="character" w:styleId="HTMLKodu">
+    <w:name w:val="HTML Code"/>
+    <w:basedOn w:val="VarsaylanParagrafYazTipi"/>
+    <w:uiPriority w:val="99"/>
+    <w:semiHidden/>
+    <w:unhideWhenUsed/>
+    <w:rsid w:val="0092516B"/>
+    <w:rPr>
+      <w:rFonts w:ascii="Courier New" w:eastAsia="Times New Roman" w:hAnsi="Courier New" w:cs="Courier New"/>
+      <w:sz w:val="20"/>
+      <w:szCs w:val="20"/>
+    </w:rPr>
+  </w:style>
 </w:styles>
 </file>
 
@@ -13697,7 +14399,7 @@
 </file>
 
 <file path=customXml/itemProps2.xml><?xml version="1.0" encoding="utf-8"?>
-<ds:datastoreItem xmlns:ds="http://schemas.openxmlformats.org/officeDocument/2006/customXml" ds:itemID="{7C9C86BB-6458-474A-B508-FB2F7DAB44F5}">
+<ds:datastoreItem xmlns:ds="http://schemas.openxmlformats.org/officeDocument/2006/customXml" ds:itemID="{33D8F458-D4E6-4FC7-A5F5-88DE81269D75}">
   <ds:schemaRefs>
     <ds:schemaRef ds:uri="http://schemas.openxmlformats.org/officeDocument/2006/bibliography"/>
   </ds:schemaRefs>
